--- a/docs/00_thesis/chapters/09_參考文獻.docx
+++ b/docs/00_thesis/chapters/09_參考文獻.docx
@@ -927,6 +927,40 @@
         <w:pStyle w:val="a0"/>
       </w:pPr>
       <w:r>
+        <w:t xml:space="preserve">Walonoski, J., Kramer, M., Nichols, J., Quina, A., Moesel, C., Hall, D., Duffett, C., Dube, K., Gallagher, T., &amp; McLachlan, S. (2018). Synthea: An approach, method, and software mechanism for generating synthetic patients and the synthetic electronic health care record.</w:t>
+      </w:r>
+      <w:r>
+        <w:t xml:space="preserve"> </w:t>
+      </w:r>
+      <w:r>
+        <w:rPr>
+          <w:i/>
+          <w:iCs/>
+        </w:rPr>
+        <w:t xml:space="preserve">Journal of the American Medical Informatics Association</w:t>
+      </w:r>
+      <w:r>
+        <w:t xml:space="preserve">,</w:t>
+      </w:r>
+      <w:r>
+        <w:t xml:space="preserve"> </w:t>
+      </w:r>
+      <w:r>
+        <w:rPr>
+          <w:i/>
+          <w:iCs/>
+        </w:rPr>
+        <w:t xml:space="preserve">25</w:t>
+      </w:r>
+      <w:r>
+        <w:t xml:space="preserve">(3), 230–238. https://doi.org/10.1093/jamia/ocx079</w:t>
+      </w:r>
+    </w:p>
+    <w:p>
+      <w:pPr>
+        <w:pStyle w:val="a0"/>
+      </w:pPr>
+      <w:r>
         <w:t xml:space="preserve">Wang, C.-C., Chu, T.-W., &amp; Jang, J.-S. R. (2024). Next-visit prediction and prevention of hypertension using large-scale routine health checkup data.</w:t>
       </w:r>
       <w:r>
@@ -1202,7 +1236,7 @@
           <w:i/>
           <w:iCs/>
         </w:rPr>
-        <w:t xml:space="preserve"> 36 </w:t>
+        <w:t xml:space="preserve"> 37 </w:t>
       </w:r>
       <w:r>
         <w:rPr>
@@ -1217,7 +1251,7 @@
           <w:i/>
           <w:iCs/>
         </w:rPr>
-        <w:t xml:space="preserve"> 34 </w:t>
+        <w:t xml:space="preserve"> 35 </w:t>
       </w:r>
       <w:r>
         <w:rPr>

--- a/docs/00_thesis/chapters/09_參考文獻.docx
+++ b/docs/00_thesis/chapters/09_參考文獻.docx
@@ -1100,40 +1100,6 @@
         <w:t xml:space="preserve">(1), e22. https://doi.org/10.2196/jmir.9268</w:t>
       </w:r>
     </w:p>
-    <w:p>
-      <w:pPr>
-        <w:pStyle w:val="a0"/>
-      </w:pPr>
-      <w:r>
-        <w:t xml:space="preserve">Zhao, D. (2021). Epidemiological features of cardiovascular disease in Asia.</w:t>
-      </w:r>
-      <w:r>
-        <w:t xml:space="preserve"> </w:t>
-      </w:r>
-      <w:r>
-        <w:rPr>
-          <w:i/>
-          <w:iCs/>
-        </w:rPr>
-        <w:t xml:space="preserve">JACC: Asia</w:t>
-      </w:r>
-      <w:r>
-        <w:t xml:space="preserve">,</w:t>
-      </w:r>
-      <w:r>
-        <w:t xml:space="preserve"> </w:t>
-      </w:r>
-      <w:r>
-        <w:rPr>
-          <w:i/>
-          <w:iCs/>
-        </w:rPr>
-        <w:t xml:space="preserve">1</w:t>
-      </w:r>
-      <w:r>
-        <w:t xml:space="preserve">(1), 1–13. https://doi.org/10.1016/j.jacasi.2021.04.007</w:t>
-      </w:r>
-    </w:p>
     <w:bookmarkEnd w:id="18"/>
     <w:bookmarkStart w:id="19" w:name="中文文獻"/>
     <w:p>
@@ -1236,7 +1202,7 @@
           <w:i/>
           <w:iCs/>
         </w:rPr>
-        <w:t xml:space="preserve"> 37 </w:t>
+        <w:t xml:space="preserve"> 36 </w:t>
       </w:r>
       <w:r>
         <w:rPr>
@@ -1251,7 +1217,7 @@
           <w:i/>
           <w:iCs/>
         </w:rPr>
-        <w:t xml:space="preserve"> 35 </w:t>
+        <w:t xml:space="preserve"> 34 </w:t>
       </w:r>
       <w:r>
         <w:rPr>

--- a/docs/00_thesis/chapters/09_參考文獻.docx
+++ b/docs/00_thesis/chapters/09_參考文獻.docx
@@ -2,7 +2,7 @@
 <file path=word/document.xml><?xml version="1.0" encoding="utf-8"?>
 <w:document xmlns:w="http://schemas.openxmlformats.org/wordprocessingml/2006/main" xmlns:m="http://schemas.openxmlformats.org/officeDocument/2006/math" xmlns:r="http://schemas.openxmlformats.org/officeDocument/2006/relationships" xmlns:o="urn:schemas-microsoft-com:office:office" xmlns:v="urn:schemas-microsoft-com:vml" xmlns:w10="urn:schemas-microsoft-com:office:word" xmlns:a="http://schemas.openxmlformats.org/drawingml/2006/main" xmlns:pic="http://schemas.openxmlformats.org/drawingml/2006/picture" xmlns:wp="http://schemas.openxmlformats.org/drawingml/2006/wordprocessingDrawing">
   <w:body>
-    <w:bookmarkStart w:id="20" w:name="參考文獻"/>
+    <w:bookmarkStart w:id="18" w:name="參考文獻"/>
     <w:p>
       <w:pPr>
         <w:pStyle w:val="1"/>
@@ -14,24 +14,370 @@
         <w:t xml:space="preserve">參考文獻</w:t>
       </w:r>
     </w:p>
-    <w:bookmarkStart w:id="18" w:name="英文文獻"/>
-    <w:p>
-      <w:pPr>
-        <w:pStyle w:val="2"/>
-      </w:pPr>
+    <w:p>
+      <w:pPr>
+        <w:pStyle w:val="FirstParagraph"/>
+      </w:pPr>
+      <w:r>
+        <w:t xml:space="preserve">[1] World Heart Federation. (2023).</w:t>
+      </w:r>
+      <w:r>
+        <w:t xml:space="preserve"> </w:t>
+      </w:r>
+      <w:r>
+        <w:rPr>
+          <w:i/>
+          <w:iCs/>
+        </w:rPr>
+        <w:t xml:space="preserve">World Heart Report 2023: Confronting the world’s number one killer</w:t>
+      </w:r>
+      <w:r>
+        <w:t xml:space="preserve">. WHF. https://world-heart-federation.org/world-heart-report-2023/</w:t>
+      </w:r>
+    </w:p>
+    <w:p>
+      <w:pPr>
+        <w:pStyle w:val="a0"/>
+      </w:pPr>
+      <w:r>
+        <w:t xml:space="preserve">[2] World Health Organization. (2023).</w:t>
+      </w:r>
+      <w:r>
+        <w:t xml:space="preserve"> </w:t>
+      </w:r>
+      <w:r>
+        <w:rPr>
+          <w:i/>
+          <w:iCs/>
+        </w:rPr>
+        <w:t xml:space="preserve">Global report on hypertension: The race against a silent killer</w:t>
+      </w:r>
+      <w:r>
+        <w:t xml:space="preserve">. WHO. https://www.who.int/publications/i/item/9789240081348</w:t>
+      </w:r>
+    </w:p>
+    <w:p>
+      <w:pPr>
+        <w:pStyle w:val="a0"/>
+      </w:pPr>
+      <w:r>
+        <w:t xml:space="preserve">[3] Ohira, T., &amp; Iso, H. (2013). Cardiovascular disease epidemiology in Asia: An overview.</w:t>
+      </w:r>
+      <w:r>
+        <w:t xml:space="preserve"> </w:t>
+      </w:r>
+      <w:r>
+        <w:rPr>
+          <w:i/>
+          <w:iCs/>
+        </w:rPr>
+        <w:t xml:space="preserve">Circulation Journal</w:t>
+      </w:r>
+      <w:r>
+        <w:t xml:space="preserve">,</w:t>
+      </w:r>
+      <w:r>
+        <w:t xml:space="preserve"> </w:t>
+      </w:r>
+      <w:r>
+        <w:rPr>
+          <w:i/>
+          <w:iCs/>
+        </w:rPr>
+        <w:t xml:space="preserve">77</w:t>
+      </w:r>
+      <w:r>
+        <w:t xml:space="preserve">(7), 1646–1652. https://doi.org/10.1253/circj.CJ-13-0702</w:t>
+      </w:r>
+    </w:p>
+    <w:p>
+      <w:pPr>
+        <w:pStyle w:val="a0"/>
+      </w:pPr>
+      <w:r>
+        <w:t xml:space="preserve">[4] Sun, Z., &amp; Zheng, Y. (2025). Metabolic diseases in the East Asian populations.</w:t>
+      </w:r>
+      <w:r>
+        <w:t xml:space="preserve"> </w:t>
+      </w:r>
+      <w:r>
+        <w:rPr>
+          <w:i/>
+          <w:iCs/>
+        </w:rPr>
+        <w:t xml:space="preserve">Nature Reviews Gastroenterology &amp; Hepatology</w:t>
+      </w:r>
+      <w:r>
+        <w:t xml:space="preserve">,</w:t>
+      </w:r>
+      <w:r>
+        <w:t xml:space="preserve"> </w:t>
+      </w:r>
+      <w:r>
+        <w:rPr>
+          <w:i/>
+          <w:iCs/>
+        </w:rPr>
+        <w:t xml:space="preserve">22</w:t>
+      </w:r>
+      <w:r>
+        <w:t xml:space="preserve">(7), 500–516. https://doi.org/10.1038/s41575-025-01058-8</w:t>
+      </w:r>
+    </w:p>
+    <w:p>
+      <w:pPr>
+        <w:pStyle w:val="a0"/>
+      </w:pPr>
+      <w:r>
+        <w:t xml:space="preserve">[5] </w:t>
+      </w:r>
       <w:r>
         <w:rPr>
           <w:rFonts w:hint="eastAsia"/>
         </w:rPr>
-        <w:t xml:space="preserve">英文文獻</w:t>
-      </w:r>
-    </w:p>
-    <w:p>
-      <w:pPr>
-        <w:pStyle w:val="FirstParagraph"/>
-      </w:pPr>
-      <w:r>
-        <w:t xml:space="preserve">Alaa, A. M., Bolton, T., Di Angelantonio, E., Rudd, J. H. F., &amp; van der Schaar, M. (2019). Cardiovascular disease risk prediction using automated machine learning: A prospective study of 423,604 UK Biobank participants.</w:t>
+        <w:t xml:space="preserve">國民健康署（2022）。</w:t>
+      </w:r>
+      <w:r>
+        <w:rPr>
+          <w:i/>
+          <w:iCs/>
+        </w:rPr>
+        <w:t xml:space="preserve">2017–2020 </w:t>
+      </w:r>
+      <w:r>
+        <w:rPr>
+          <w:rFonts w:hint="eastAsia"/>
+          <w:i/>
+          <w:iCs/>
+        </w:rPr>
+        <w:t xml:space="preserve">國民營養健康狀況變遷調查</w:t>
+      </w:r>
+      <w:r>
+        <w:rPr>
+          <w:rFonts w:hint="eastAsia"/>
+        </w:rPr>
+        <w:t xml:space="preserve">。衛生福利部。https://www.hpa.gov.tw/Pages/Detail.aspx?nodeid=3999&amp;pid=15562</w:t>
+      </w:r>
+    </w:p>
+    <w:p>
+      <w:pPr>
+        <w:pStyle w:val="a0"/>
+      </w:pPr>
+      <w:r>
+        <w:t xml:space="preserve">[6] Stanciu, S., Rusu, E., Miricescu, D., Radu, A. C., Axinia, B., Vrabie, A. M., Ionescu, R., Jinga, M., &amp; Sirbu, C. A. (2023). Links between metabolic syndrome and hypertension: The relationship with the current antidiabetic drugs.</w:t>
+      </w:r>
+      <w:r>
+        <w:t xml:space="preserve"> </w:t>
+      </w:r>
+      <w:r>
+        <w:rPr>
+          <w:i/>
+          <w:iCs/>
+        </w:rPr>
+        <w:t xml:space="preserve">Metabolites</w:t>
+      </w:r>
+      <w:r>
+        <w:t xml:space="preserve">,</w:t>
+      </w:r>
+      <w:r>
+        <w:t xml:space="preserve"> </w:t>
+      </w:r>
+      <w:r>
+        <w:rPr>
+          <w:i/>
+          <w:iCs/>
+        </w:rPr>
+        <w:t xml:space="preserve">13</w:t>
+      </w:r>
+      <w:r>
+        <w:t xml:space="preserve">(1), 87. https://doi.org/10.3390/metabo13010087</w:t>
+      </w:r>
+    </w:p>
+    <w:p>
+      <w:pPr>
+        <w:pStyle w:val="a0"/>
+      </w:pPr>
+      <w:r>
+        <w:t xml:space="preserve">[7] Alberti, K. G. M. M., Eckel, R. H., Grundy, S. M., Zimmet, P. Z., Cleeman, J. I., Donato, K. A., Fruchart, J.-C., James, W. P. T., Loria, C. M., &amp; Smith, S. C., Jr. (2009). Harmonizing the metabolic syndrome: A joint interim statement of the International Diabetes Federation Task Force on Epidemiology and Prevention; National Heart, Lung, and Blood Institute; American Heart Association; World Heart Federation; International Atherosclerosis Society; and International Association for the Study of Obesity.</w:t>
+      </w:r>
+      <w:r>
+        <w:t xml:space="preserve"> </w:t>
+      </w:r>
+      <w:r>
+        <w:rPr>
+          <w:i/>
+          <w:iCs/>
+        </w:rPr>
+        <w:t xml:space="preserve">Circulation</w:t>
+      </w:r>
+      <w:r>
+        <w:t xml:space="preserve">,</w:t>
+      </w:r>
+      <w:r>
+        <w:t xml:space="preserve"> </w:t>
+      </w:r>
+      <w:r>
+        <w:rPr>
+          <w:i/>
+          <w:iCs/>
+        </w:rPr>
+        <w:t xml:space="preserve">120</w:t>
+      </w:r>
+      <w:r>
+        <w:t xml:space="preserve">(16), 1640–1645. https://doi.org/10.1161/CIRCULATIONAHA.109.192644</w:t>
+      </w:r>
+    </w:p>
+    <w:p>
+      <w:pPr>
+        <w:pStyle w:val="a0"/>
+      </w:pPr>
+      <w:r>
+        <w:t xml:space="preserve">[8] </w:t>
+      </w:r>
+      <w:r>
+        <w:rPr>
+          <w:rFonts w:hint="eastAsia"/>
+        </w:rPr>
+        <w:t xml:space="preserve">國民健康署（2025）。</w:t>
+      </w:r>
+      <w:r>
+        <w:rPr>
+          <w:rFonts w:hint="eastAsia"/>
+          <w:i/>
+          <w:iCs/>
+        </w:rPr>
+        <w:t xml:space="preserve">成人預防保健服務擴大至</w:t>
+      </w:r>
+      <w:r>
+        <w:rPr>
+          <w:i/>
+          <w:iCs/>
+        </w:rPr>
+        <w:t xml:space="preserve"> 30 </w:t>
+      </w:r>
+      <w:r>
+        <w:rPr>
+          <w:rFonts w:hint="eastAsia"/>
+          <w:i/>
+          <w:iCs/>
+        </w:rPr>
+        <w:t xml:space="preserve">歲公告</w:t>
+      </w:r>
+      <w:r>
+        <w:rPr>
+          <w:rFonts w:hint="eastAsia"/>
+        </w:rPr>
+        <w:t xml:space="preserve">。衛生福利部。https://www.hpa.gov.tw/Pages/detail.aspx?nodeid=4878&amp;pid=18755</w:t>
+      </w:r>
+    </w:p>
+    <w:p>
+      <w:pPr>
+        <w:pStyle w:val="a0"/>
+      </w:pPr>
+      <w:r>
+        <w:t xml:space="preserve">[9] Kanegae, H., Suzuki, K., Fukatani, K., Ito, T., Harada, N., &amp; Kario, K. (2020). Highly precise risk prediction model for new-onset hypertension using artificial intelligence techniques.</w:t>
+      </w:r>
+      <w:r>
+        <w:t xml:space="preserve"> </w:t>
+      </w:r>
+      <w:r>
+        <w:rPr>
+          <w:i/>
+          <w:iCs/>
+        </w:rPr>
+        <w:t xml:space="preserve">The Journal of Clinical Hypertension</w:t>
+      </w:r>
+      <w:r>
+        <w:t xml:space="preserve">,</w:t>
+      </w:r>
+      <w:r>
+        <w:t xml:space="preserve"> </w:t>
+      </w:r>
+      <w:r>
+        <w:rPr>
+          <w:i/>
+          <w:iCs/>
+        </w:rPr>
+        <w:t xml:space="preserve">22</w:t>
+      </w:r>
+      <w:r>
+        <w:t xml:space="preserve">(3), 445–450. https://doi.org/10.1111/jch.13759</w:t>
+      </w:r>
+    </w:p>
+    <w:p>
+      <w:pPr>
+        <w:pStyle w:val="a0"/>
+      </w:pPr>
+      <w:r>
+        <w:t xml:space="preserve">[10] Yang, C.-C., Wu, S.-T., Chu, T.-W., Liu, C.-H., &amp; Chuang, Y.-J. (2025). Dual machine learning framework for predicting long-term glycemic change and prediabetes risk in young Taiwanese men.</w:t>
+      </w:r>
+      <w:r>
+        <w:t xml:space="preserve"> </w:t>
+      </w:r>
+      <w:r>
+        <w:rPr>
+          <w:i/>
+          <w:iCs/>
+        </w:rPr>
+        <w:t xml:space="preserve">Diagnostics</w:t>
+      </w:r>
+      <w:r>
+        <w:t xml:space="preserve">,</w:t>
+      </w:r>
+      <w:r>
+        <w:t xml:space="preserve"> </w:t>
+      </w:r>
+      <w:r>
+        <w:rPr>
+          <w:i/>
+          <w:iCs/>
+        </w:rPr>
+        <w:t xml:space="preserve">15</w:t>
+      </w:r>
+      <w:r>
+        <w:t xml:space="preserve">(19), 2507. https://doi.org/10.3390/diagnostics15192507</w:t>
+      </w:r>
+    </w:p>
+    <w:p>
+      <w:pPr>
+        <w:pStyle w:val="a0"/>
+      </w:pPr>
+      <w:r>
+        <w:t xml:space="preserve">[11] Ye, C., Fu, T., Hao, S., Zhang, Y., Wang, O., Jin, B., Xia, M., Liu, M., Zhou, X., Wu, Q., Guo, Y., Zhu, C., Li, Y., Culver, D. S., Alfreds, S. T., Stearns, F., Sylvester, K. G., Widen, E., McElhinney, D., &amp; Ling, X. (2018). Prediction of incident hypertension within the next year: Prospective study using statewide electronic health records and machine learning.</w:t>
+      </w:r>
+      <w:r>
+        <w:t xml:space="preserve"> </w:t>
+      </w:r>
+      <w:r>
+        <w:rPr>
+          <w:i/>
+          <w:iCs/>
+        </w:rPr>
+        <w:t xml:space="preserve">Journal of Medical Internet Research</w:t>
+      </w:r>
+      <w:r>
+        <w:t xml:space="preserve">,</w:t>
+      </w:r>
+      <w:r>
+        <w:t xml:space="preserve"> </w:t>
+      </w:r>
+      <w:r>
+        <w:rPr>
+          <w:i/>
+          <w:iCs/>
+        </w:rPr>
+        <w:t xml:space="preserve">20</w:t>
+      </w:r>
+      <w:r>
+        <w:t xml:space="preserve">(1), e22. https://doi.org/10.2196/jmir.9268</w:t>
+      </w:r>
+    </w:p>
+    <w:p>
+      <w:pPr>
+        <w:pStyle w:val="a0"/>
+      </w:pPr>
+      <w:r>
+        <w:t xml:space="preserve">[12] Alaa, A. M., Bolton, T., Di Angelantonio, E., Rudd, J. H. F., &amp; van der Schaar, M. (2019). Cardiovascular disease risk prediction using automated machine learning: A prospective study of 423,604 UK Biobank participants.</w:t>
       </w:r>
       <w:r>
         <w:t xml:space="preserve"> </w:t>
@@ -65,7 +411,300 @@
         <w:pStyle w:val="a0"/>
       </w:pPr>
       <w:r>
-        <w:t xml:space="preserve">Alberti, K. G. M. M., Eckel, R. H., Grundy, S. M., Zimmet, P. Z., Cleeman, J. I., Donato, K. A., Fruchart, J.-C., James, W. P. T., Loria, C. M., &amp; Smith, S. C., Jr. (2009). Harmonizing the metabolic syndrome: A joint interim statement of the International Diabetes Federation Task Force on Epidemiology and Prevention; National Heart, Lung, and Blood Institute; American Heart Association; World Heart Federation; International Atherosclerosis Society; and International Association for the Study of Obesity.</w:t>
+        <w:t xml:space="preserve">[13] Dinh, A., Miertschin, S., Young, A., &amp; Mohanty, S. D. (2019). A data-driven approach to predicting diabetes and cardiovascular disease with machine learning.</w:t>
+      </w:r>
+      <w:r>
+        <w:t xml:space="preserve"> </w:t>
+      </w:r>
+      <w:r>
+        <w:rPr>
+          <w:i/>
+          <w:iCs/>
+        </w:rPr>
+        <w:t xml:space="preserve">BMC Medical Informatics and Decision Making</w:t>
+      </w:r>
+      <w:r>
+        <w:t xml:space="preserve">,</w:t>
+      </w:r>
+      <w:r>
+        <w:t xml:space="preserve"> </w:t>
+      </w:r>
+      <w:r>
+        <w:rPr>
+          <w:i/>
+          <w:iCs/>
+        </w:rPr>
+        <w:t xml:space="preserve">19</w:t>
+      </w:r>
+      <w:r>
+        <w:t xml:space="preserve">(1), 211. https://doi.org/10.1186/s12911-019-0918-5</w:t>
+      </w:r>
+    </w:p>
+    <w:p>
+      <w:pPr>
+        <w:pStyle w:val="a0"/>
+      </w:pPr>
+      <w:r>
+        <w:t xml:space="preserve">[14] Hung, M.-H., Shih, L.-C., Wang, Y.-C., Leu, H.-B., Huang, P.-H., Wu, T.-C., Lin, S.-J., Pan, W.-H., Chen, J.-W., &amp; Huang, C.-C. (2021). Prediction of masked hypertension and masked uncontrolled hypertension using machine learning.</w:t>
+      </w:r>
+      <w:r>
+        <w:t xml:space="preserve"> </w:t>
+      </w:r>
+      <w:r>
+        <w:rPr>
+          <w:i/>
+          <w:iCs/>
+        </w:rPr>
+        <w:t xml:space="preserve">Frontiers in Cardiovascular Medicine</w:t>
+      </w:r>
+      <w:r>
+        <w:t xml:space="preserve">,</w:t>
+      </w:r>
+      <w:r>
+        <w:t xml:space="preserve"> </w:t>
+      </w:r>
+      <w:r>
+        <w:rPr>
+          <w:i/>
+          <w:iCs/>
+        </w:rPr>
+        <w:t xml:space="preserve">8</w:t>
+      </w:r>
+      <w:r>
+        <w:t xml:space="preserve">, 778306. https://doi.org/10.3389/fcvm.2021.778306</w:t>
+      </w:r>
+    </w:p>
+    <w:p>
+      <w:pPr>
+        <w:pStyle w:val="a0"/>
+      </w:pPr>
+      <w:r>
+        <w:t xml:space="preserve">[15] Liu, Y.-Q., Chang, T.-W., Lee, L.-C., Chen, C.-Y., Hsu, P.-S., Tsan, Y.-T., Yang, C.-T., &amp; Chu, W.-M. (2024). Use of machine learning to predict the incidence of type 2 diabetes among relatively healthy adults: A 10-year longitudinal study in Taiwan.</w:t>
+      </w:r>
+      <w:r>
+        <w:t xml:space="preserve"> </w:t>
+      </w:r>
+      <w:r>
+        <w:rPr>
+          <w:i/>
+          <w:iCs/>
+        </w:rPr>
+        <w:t xml:space="preserve">Diagnostics</w:t>
+      </w:r>
+      <w:r>
+        <w:t xml:space="preserve">,</w:t>
+      </w:r>
+      <w:r>
+        <w:t xml:space="preserve"> </w:t>
+      </w:r>
+      <w:r>
+        <w:rPr>
+          <w:i/>
+          <w:iCs/>
+        </w:rPr>
+        <w:t xml:space="preserve">15</w:t>
+      </w:r>
+      <w:r>
+        <w:t xml:space="preserve">(1), 72. https://doi.org/10.3390/diagnostics15010072</w:t>
+      </w:r>
+    </w:p>
+    <w:p>
+      <w:pPr>
+        <w:pStyle w:val="a0"/>
+      </w:pPr>
+      <w:r>
+        <w:t xml:space="preserve">[16] Wang, C.-C., Chu, T.-W., &amp; Jang, J.-S. R. (2024). Next-visit prediction and prevention of hypertension using large-scale routine health checkup data.</w:t>
+      </w:r>
+      <w:r>
+        <w:t xml:space="preserve"> </w:t>
+      </w:r>
+      <w:r>
+        <w:rPr>
+          <w:i/>
+          <w:iCs/>
+        </w:rPr>
+        <w:t xml:space="preserve">PLoS ONE</w:t>
+      </w:r>
+      <w:r>
+        <w:t xml:space="preserve">,</w:t>
+      </w:r>
+      <w:r>
+        <w:t xml:space="preserve"> </w:t>
+      </w:r>
+      <w:r>
+        <w:rPr>
+          <w:i/>
+          <w:iCs/>
+        </w:rPr>
+        <w:t xml:space="preserve">19</w:t>
+      </w:r>
+      <w:r>
+        <w:t xml:space="preserve">(11), e0313658. https://doi.org/10.1371/journal.pone.0313658</w:t>
+      </w:r>
+    </w:p>
+    <w:p>
+      <w:pPr>
+        <w:pStyle w:val="a0"/>
+      </w:pPr>
+      <w:r>
+        <w:t xml:space="preserve">[17] Majcherek, D., Ciesielski, A., &amp; Sobczak, P. (2025). AI-driven analysis of diabetes risk determinants in U.S. adults: Exploring disease prevalence and health factors.</w:t>
+      </w:r>
+      <w:r>
+        <w:t xml:space="preserve"> </w:t>
+      </w:r>
+      <w:r>
+        <w:rPr>
+          <w:i/>
+          <w:iCs/>
+        </w:rPr>
+        <w:t xml:space="preserve">PLoS ONE</w:t>
+      </w:r>
+      <w:r>
+        <w:t xml:space="preserve">,</w:t>
+      </w:r>
+      <w:r>
+        <w:t xml:space="preserve"> </w:t>
+      </w:r>
+      <w:r>
+        <w:rPr>
+          <w:i/>
+          <w:iCs/>
+        </w:rPr>
+        <w:t xml:space="preserve">20</w:t>
+      </w:r>
+      <w:r>
+        <w:t xml:space="preserve">(9), e0328655. https://doi.org/10.1371/journal.pone.0328655</w:t>
+      </w:r>
+    </w:p>
+    <w:p>
+      <w:pPr>
+        <w:pStyle w:val="a0"/>
+      </w:pPr>
+      <w:r>
+        <w:t xml:space="preserve">[18] Luo, Y., Wu, Q., Meng, R., Lian, F., Jiang, C., Hu, M., Wang, Y., &amp; Ma, H. (2024). Associations of serum uric acid with cardiovascular disease risk factors: A retrospective cohort study in southeastern China.</w:t>
+      </w:r>
+      <w:r>
+        <w:t xml:space="preserve"> </w:t>
+      </w:r>
+      <w:r>
+        <w:rPr>
+          <w:i/>
+          <w:iCs/>
+        </w:rPr>
+        <w:t xml:space="preserve">BMJ Open</w:t>
+      </w:r>
+      <w:r>
+        <w:t xml:space="preserve">,</w:t>
+      </w:r>
+      <w:r>
+        <w:t xml:space="preserve"> </w:t>
+      </w:r>
+      <w:r>
+        <w:rPr>
+          <w:i/>
+          <w:iCs/>
+        </w:rPr>
+        <w:t xml:space="preserve">13</w:t>
+      </w:r>
+      <w:r>
+        <w:t xml:space="preserve">(9), e073930. https://doi.org/10.1136/bmjopen-2023-073930</w:t>
+      </w:r>
+    </w:p>
+    <w:p>
+      <w:pPr>
+        <w:pStyle w:val="a0"/>
+      </w:pPr>
+      <w:r>
+        <w:t xml:space="preserve">[19] Luo, Y., Wu, Q., Meng, R., Lian, F., Jiang, C., Hu, M., Wang, Y., &amp; Ma, H. (2023). Associations of serum uric acid with cardiovascular disease risk factors [Dataset].</w:t>
+      </w:r>
+      <w:r>
+        <w:t xml:space="preserve"> </w:t>
+      </w:r>
+      <w:r>
+        <w:rPr>
+          <w:i/>
+          <w:iCs/>
+        </w:rPr>
+        <w:t xml:space="preserve">Dryad Digital Repository</w:t>
+      </w:r>
+      <w:r>
+        <w:t xml:space="preserve">. https://doi.org/10.5061/dryad.z08kprrk1</w:t>
+      </w:r>
+    </w:p>
+    <w:p>
+      <w:pPr>
+        <w:pStyle w:val="a0"/>
+      </w:pPr>
+      <w:r>
+        <w:t xml:space="preserve">[20] James, P. A., Oparil, S., Carter, B. L., Cushman, W. C., Dennison-Himmelfarb, C., Handler, J., Lackland, D. T., LeFevre, M. L., MacKenzie, T. D., Ogedegbe, O., Smith, S. C., Jr., Svetkey, L. P., Taler, S. J., Townsend, R. R., Wright, J. T., Jr., Narva, A. S., &amp; Ortiz, E. (2014). 2014 evidence-based guideline for the management of high blood pressure in adults: Report from the panel members appointed to the Eighth Joint National Committee (JNC 8).</w:t>
+      </w:r>
+      <w:r>
+        <w:t xml:space="preserve"> </w:t>
+      </w:r>
+      <w:r>
+        <w:rPr>
+          <w:i/>
+          <w:iCs/>
+        </w:rPr>
+        <w:t xml:space="preserve">JAMA</w:t>
+      </w:r>
+      <w:r>
+        <w:t xml:space="preserve">,</w:t>
+      </w:r>
+      <w:r>
+        <w:t xml:space="preserve"> </w:t>
+      </w:r>
+      <w:r>
+        <w:rPr>
+          <w:i/>
+          <w:iCs/>
+        </w:rPr>
+        <w:t xml:space="preserve">311</w:t>
+      </w:r>
+      <w:r>
+        <w:t xml:space="preserve">(5), 507–520. https://doi.org/10.1001/jama.2013.284427</w:t>
+      </w:r>
+    </w:p>
+    <w:p>
+      <w:pPr>
+        <w:pStyle w:val="a0"/>
+      </w:pPr>
+      <w:r>
+        <w:t xml:space="preserve">[21] American Diabetes Association. (2025). Standards of care in diabetes—2025.</w:t>
+      </w:r>
+      <w:r>
+        <w:t xml:space="preserve"> </w:t>
+      </w:r>
+      <w:r>
+        <w:rPr>
+          <w:i/>
+          <w:iCs/>
+        </w:rPr>
+        <w:t xml:space="preserve">Diabetes Care</w:t>
+      </w:r>
+      <w:r>
+        <w:t xml:space="preserve">,</w:t>
+      </w:r>
+      <w:r>
+        <w:t xml:space="preserve"> </w:t>
+      </w:r>
+      <w:r>
+        <w:rPr>
+          <w:i/>
+          <w:iCs/>
+        </w:rPr>
+        <w:t xml:space="preserve">48</w:t>
+      </w:r>
+      <w:r>
+        <w:t xml:space="preserve">(Suppl 1).</w:t>
+      </w:r>
+    </w:p>
+    <w:p>
+      <w:pPr>
+        <w:pStyle w:val="a0"/>
+      </w:pPr>
+      <w:r>
+        <w:t xml:space="preserve">[22] National Cholesterol Education Program (NCEP) Expert Panel on Detection, Evaluation, and Treatment of High Blood Cholesterol in Adults (Adult Treatment Panel III). (2002). Third report of the National Cholesterol Education Program (NCEP) expert panel on detection, evaluation, and treatment of high blood cholesterol in adults (Adult Treatment Panel III) final report.</w:t>
       </w:r>
       <w:r>
         <w:t xml:space="preserve"> </w:t>
@@ -88,28 +727,28 @@
           <w:i/>
           <w:iCs/>
         </w:rPr>
-        <w:t xml:space="preserve">120</w:t>
-      </w:r>
-      <w:r>
-        <w:t xml:space="preserve">(16), 1640–1645. https://doi.org/10.1161/CIRCULATIONAHA.109.192644</w:t>
-      </w:r>
-    </w:p>
-    <w:p>
-      <w:pPr>
-        <w:pStyle w:val="a0"/>
-      </w:pPr>
-      <w:r>
-        <w:t xml:space="preserve">American Diabetes Association. (2025). Standards of care in diabetes—2025.</w:t>
-      </w:r>
-      <w:r>
-        <w:t xml:space="preserve"> </w:t>
-      </w:r>
-      <w:r>
-        <w:rPr>
-          <w:i/>
-          <w:iCs/>
-        </w:rPr>
-        <w:t xml:space="preserve">Diabetes Care</w:t>
+        <w:t xml:space="preserve">106</w:t>
+      </w:r>
+      <w:r>
+        <w:t xml:space="preserve">(25), 3143–3421. https://doi.org/10.1161/01.CIR.0000038419.01177.FA</w:t>
+      </w:r>
+    </w:p>
+    <w:p>
+      <w:pPr>
+        <w:pStyle w:val="a0"/>
+      </w:pPr>
+      <w:r>
+        <w:t xml:space="preserve">[23] Sun, D., Liu, J., Xiao, L., Liu, Y., Wang, Z., Li, C., Jin, Y., Zhao, Q., &amp; Wen, S. (2017). Recent development of risk-prediction models for incident hypertension: An updated systematic review.</w:t>
+      </w:r>
+      <w:r>
+        <w:t xml:space="preserve"> </w:t>
+      </w:r>
+      <w:r>
+        <w:rPr>
+          <w:i/>
+          <w:iCs/>
+        </w:rPr>
+        <w:t xml:space="preserve">PLoS ONE</w:t>
       </w:r>
       <w:r>
         <w:t xml:space="preserve">,</w:t>
@@ -122,18 +761,188 @@
           <w:i/>
           <w:iCs/>
         </w:rPr>
-        <w:t xml:space="preserve">48</w:t>
-      </w:r>
-      <w:r>
-        <w:t xml:space="preserve">(Suppl 1).</w:t>
-      </w:r>
-    </w:p>
-    <w:p>
-      <w:pPr>
-        <w:pStyle w:val="a0"/>
-      </w:pPr>
-      <w:r>
-        <w:t xml:space="preserve">Breiman, L. (2001). Random forests.</w:t>
+        <w:t xml:space="preserve">12</w:t>
+      </w:r>
+      <w:r>
+        <w:t xml:space="preserve">(10), e0187240. https://doi.org/10.1371/journal.pone.0187240</w:t>
+      </w:r>
+    </w:p>
+    <w:p>
+      <w:pPr>
+        <w:pStyle w:val="a0"/>
+      </w:pPr>
+      <w:r>
+        <w:t xml:space="preserve">[24] He, H., &amp; Garcia, E. A. (2009). Learning from imbalanced data.</w:t>
+      </w:r>
+      <w:r>
+        <w:t xml:space="preserve"> </w:t>
+      </w:r>
+      <w:r>
+        <w:rPr>
+          <w:i/>
+          <w:iCs/>
+        </w:rPr>
+        <w:t xml:space="preserve">IEEE Transactions on Knowledge and Data Engineering</w:t>
+      </w:r>
+      <w:r>
+        <w:t xml:space="preserve">,</w:t>
+      </w:r>
+      <w:r>
+        <w:t xml:space="preserve"> </w:t>
+      </w:r>
+      <w:r>
+        <w:rPr>
+          <w:i/>
+          <w:iCs/>
+        </w:rPr>
+        <w:t xml:space="preserve">21</w:t>
+      </w:r>
+      <w:r>
+        <w:t xml:space="preserve">(9), 1263–1284. https://doi.org/10.1109/TKDE.2008.239</w:t>
+      </w:r>
+    </w:p>
+    <w:p>
+      <w:pPr>
+        <w:pStyle w:val="a0"/>
+      </w:pPr>
+      <w:r>
+        <w:t xml:space="preserve">[25] Chawla, N. V., Bowyer, K. W., Hall, L. O., &amp; Kegelmeyer, W. P. (2002). SMOTE: Synthetic minority over-sampling technique.</w:t>
+      </w:r>
+      <w:r>
+        <w:t xml:space="preserve"> </w:t>
+      </w:r>
+      <w:r>
+        <w:rPr>
+          <w:i/>
+          <w:iCs/>
+        </w:rPr>
+        <w:t xml:space="preserve">Journal of Artificial Intelligence Research</w:t>
+      </w:r>
+      <w:r>
+        <w:t xml:space="preserve">,</w:t>
+      </w:r>
+      <w:r>
+        <w:t xml:space="preserve"> </w:t>
+      </w:r>
+      <w:r>
+        <w:rPr>
+          <w:i/>
+          <w:iCs/>
+        </w:rPr>
+        <w:t xml:space="preserve">16</w:t>
+      </w:r>
+      <w:r>
+        <w:t xml:space="preserve">, 321–357. https://doi.org/10.1613/jair.953</w:t>
+      </w:r>
+    </w:p>
+    <w:p>
+      <w:pPr>
+        <w:pStyle w:val="a0"/>
+      </w:pPr>
+      <w:r>
+        <w:t xml:space="preserve">[26] Saito, T., &amp; Rehmsmeier, M. (2015). The precision-recall plot is more informative than the ROC plot when evaluating binary classifiers on imbalanced datasets.</w:t>
+      </w:r>
+      <w:r>
+        <w:t xml:space="preserve"> </w:t>
+      </w:r>
+      <w:r>
+        <w:rPr>
+          <w:i/>
+          <w:iCs/>
+        </w:rPr>
+        <w:t xml:space="preserve">PLoS ONE</w:t>
+      </w:r>
+      <w:r>
+        <w:t xml:space="preserve">,</w:t>
+      </w:r>
+      <w:r>
+        <w:t xml:space="preserve"> </w:t>
+      </w:r>
+      <w:r>
+        <w:rPr>
+          <w:i/>
+          <w:iCs/>
+        </w:rPr>
+        <w:t xml:space="preserve">10</w:t>
+      </w:r>
+      <w:r>
+        <w:t xml:space="preserve">(3), e0118432. https://doi.org/10.1371/journal.pone.0118432</w:t>
+      </w:r>
+    </w:p>
+    <w:p>
+      <w:pPr>
+        <w:pStyle w:val="a0"/>
+      </w:pPr>
+      <w:r>
+        <w:t xml:space="preserve">[27] Tsai, H., Yang, T.-W., Wu, T.-Y., Tu, Y.-C., Chen, C.-L., &amp; Chou, C.-F. (2025). Multitask learning multimodal network for chronic disease prediction.</w:t>
+      </w:r>
+      <w:r>
+        <w:t xml:space="preserve"> </w:t>
+      </w:r>
+      <w:r>
+        <w:rPr>
+          <w:i/>
+          <w:iCs/>
+        </w:rPr>
+        <w:t xml:space="preserve">Scientific Reports</w:t>
+      </w:r>
+      <w:r>
+        <w:t xml:space="preserve">,</w:t>
+      </w:r>
+      <w:r>
+        <w:t xml:space="preserve"> </w:t>
+      </w:r>
+      <w:r>
+        <w:rPr>
+          <w:i/>
+          <w:iCs/>
+        </w:rPr>
+        <w:t xml:space="preserve">15</w:t>
+      </w:r>
+      <w:r>
+        <w:t xml:space="preserve">(1), 15468. https://doi.org/10.1038/s41598-025-99554-z</w:t>
+      </w:r>
+    </w:p>
+    <w:p>
+      <w:pPr>
+        <w:pStyle w:val="a0"/>
+      </w:pPr>
+      <w:r>
+        <w:t xml:space="preserve">[28] Fisher, R. A. (1936). The use of multiple measurements in taxonomic problems.</w:t>
+      </w:r>
+      <w:r>
+        <w:t xml:space="preserve"> </w:t>
+      </w:r>
+      <w:r>
+        <w:rPr>
+          <w:i/>
+          <w:iCs/>
+        </w:rPr>
+        <w:t xml:space="preserve">Annals of Eugenics</w:t>
+      </w:r>
+      <w:r>
+        <w:t xml:space="preserve">,</w:t>
+      </w:r>
+      <w:r>
+        <w:t xml:space="preserve"> </w:t>
+      </w:r>
+      <w:r>
+        <w:rPr>
+          <w:i/>
+          <w:iCs/>
+        </w:rPr>
+        <w:t xml:space="preserve">7</w:t>
+      </w:r>
+      <w:r>
+        <w:t xml:space="preserve">(2), 179–188. https://doi.org/10.1111/j.1469-1809.1936.tb02137.x</w:t>
+      </w:r>
+    </w:p>
+    <w:p>
+      <w:pPr>
+        <w:pStyle w:val="a0"/>
+      </w:pPr>
+      <w:r>
+        <w:t xml:space="preserve">[29] Breiman, L. (2001). Random forests.</w:t>
       </w:r>
       <w:r>
         <w:t xml:space="preserve"> </w:t>
@@ -167,17 +976,65 @@
         <w:pStyle w:val="a0"/>
       </w:pPr>
       <w:r>
-        <w:t xml:space="preserve">Chawla, N. V., Bowyer, K. W., Hall, L. O., &amp; Kegelmeyer, W. P. (2002). SMOTE: Synthetic minority over-sampling technique.</w:t>
-      </w:r>
-      <w:r>
-        <w:t xml:space="preserve"> </w:t>
-      </w:r>
-      <w:r>
-        <w:rPr>
-          <w:i/>
-          <w:iCs/>
-        </w:rPr>
-        <w:t xml:space="preserve">Journal of Artificial Intelligence Research</w:t>
+        <w:t xml:space="preserve">[30] Chen, T., &amp; Guestrin, C. (2016). XGBoost: A scalable tree boosting system. In</w:t>
+      </w:r>
+      <w:r>
+        <w:t xml:space="preserve"> </w:t>
+      </w:r>
+      <w:r>
+        <w:rPr>
+          <w:i/>
+          <w:iCs/>
+        </w:rPr>
+        <w:t xml:space="preserve">Proceedings of the 22nd ACM SIGKDD International Conference on Knowledge Discovery and Data Mining</w:t>
+      </w:r>
+      <w:r>
+        <w:t xml:space="preserve"> </w:t>
+      </w:r>
+      <w:r>
+        <w:t xml:space="preserve">(pp. 785–794). ACM. https://doi.org/10.1145/2939672.2939785</w:t>
+      </w:r>
+    </w:p>
+    <w:p>
+      <w:pPr>
+        <w:pStyle w:val="a0"/>
+      </w:pPr>
+      <w:r>
+        <w:t xml:space="preserve">[31] Ke, G., Meng, Q., Finley, T., Wang, T., Chen, W., Ma, W., Ye, Q., &amp; Liu, T.-Y. (2017). LightGBM: A highly efficient gradient boosting decision tree. In</w:t>
+      </w:r>
+      <w:r>
+        <w:t xml:space="preserve"> </w:t>
+      </w:r>
+      <w:r>
+        <w:rPr>
+          <w:i/>
+          <w:iCs/>
+        </w:rPr>
+        <w:t xml:space="preserve">Advances in Neural Information Processing Systems 30</w:t>
+      </w:r>
+      <w:r>
+        <w:t xml:space="preserve"> </w:t>
+      </w:r>
+      <w:r>
+        <w:t xml:space="preserve">(pp. 3146–3154).</w:t>
+      </w:r>
+    </w:p>
+    <w:p>
+      <w:pPr>
+        <w:pStyle w:val="a0"/>
+      </w:pPr>
+      <w:r>
+        <w:t xml:space="preserve">[32] Cortes, C., &amp; Vapnik, V. (1995). Support-vector networks.</w:t>
+      </w:r>
+      <w:r>
+        <w:t xml:space="preserve"> </w:t>
+      </w:r>
+      <w:r>
+        <w:rPr>
+          <w:i/>
+          <w:iCs/>
+        </w:rPr>
+        <w:t xml:space="preserve">Machine Learning</w:t>
       </w:r>
       <w:r>
         <w:t xml:space="preserve">,</w:t>
@@ -190,52 +1047,28 @@
           <w:i/>
           <w:iCs/>
         </w:rPr>
-        <w:t xml:space="preserve">16</w:t>
-      </w:r>
-      <w:r>
-        <w:t xml:space="preserve">, 321–357. https://doi.org/10.1613/jair.953</w:t>
-      </w:r>
-    </w:p>
-    <w:p>
-      <w:pPr>
-        <w:pStyle w:val="a0"/>
-      </w:pPr>
-      <w:r>
-        <w:t xml:space="preserve">Chen, T., &amp; Guestrin, C. (2016). XGBoost: A scalable tree boosting system. In</w:t>
-      </w:r>
-      <w:r>
-        <w:t xml:space="preserve"> </w:t>
-      </w:r>
-      <w:r>
-        <w:rPr>
-          <w:i/>
-          <w:iCs/>
-        </w:rPr>
-        <w:t xml:space="preserve">Proceedings of the 22nd ACM SIGKDD International Conference on Knowledge Discovery and Data Mining</w:t>
-      </w:r>
-      <w:r>
-        <w:t xml:space="preserve"> </w:t>
-      </w:r>
-      <w:r>
-        <w:t xml:space="preserve">(pp. 785–794). ACM. https://doi.org/10.1145/2939672.2939785</w:t>
-      </w:r>
-    </w:p>
-    <w:p>
-      <w:pPr>
-        <w:pStyle w:val="a0"/>
-      </w:pPr>
-      <w:r>
-        <w:t xml:space="preserve">Cortes, C., &amp; Vapnik, V. (1995). Support-vector networks.</w:t>
-      </w:r>
-      <w:r>
-        <w:t xml:space="preserve"> </w:t>
-      </w:r>
-      <w:r>
-        <w:rPr>
-          <w:i/>
-          <w:iCs/>
-        </w:rPr>
-        <w:t xml:space="preserve">Machine Learning</w:t>
+        <w:t xml:space="preserve">20</w:t>
+      </w:r>
+      <w:r>
+        <w:t xml:space="preserve">(3), 273–297. https://doi.org/10.1007/BF00994018</w:t>
+      </w:r>
+    </w:p>
+    <w:p>
+      <w:pPr>
+        <w:pStyle w:val="a0"/>
+      </w:pPr>
+      <w:r>
+        <w:t xml:space="preserve">[33] Rumelhart, D. E., Hinton, G. E., &amp; Williams, R. J. (1986). Learning representations by back-propagating errors.</w:t>
+      </w:r>
+      <w:r>
+        <w:t xml:space="preserve"> </w:t>
+      </w:r>
+      <w:r>
+        <w:rPr>
+          <w:i/>
+          <w:iCs/>
+        </w:rPr>
+        <w:t xml:space="preserve">Nature</w:t>
       </w:r>
       <w:r>
         <w:t xml:space="preserve">,</w:t>
@@ -248,18 +1081,18 @@
           <w:i/>
           <w:iCs/>
         </w:rPr>
-        <w:t xml:space="preserve">20</w:t>
-      </w:r>
-      <w:r>
-        <w:t xml:space="preserve">(3), 273–297. https://doi.org/10.1007/BF00994018</w:t>
-      </w:r>
-    </w:p>
-    <w:p>
-      <w:pPr>
-        <w:pStyle w:val="a0"/>
-      </w:pPr>
-      <w:r>
-        <w:t xml:space="preserve">Cranmer, M. (2023). Interpretable machine learning for science with PySR and SymbolicRegression.jl.</w:t>
+        <w:t xml:space="preserve">323</w:t>
+      </w:r>
+      <w:r>
+        <w:t xml:space="preserve">(6088), 533–536. https://doi.org/10.1038/323533a0</w:t>
+      </w:r>
+    </w:p>
+    <w:p>
+      <w:pPr>
+        <w:pStyle w:val="a0"/>
+      </w:pPr>
+      <w:r>
+        <w:t xml:space="preserve">[34] Cranmer, M. (2023). Interpretable machine learning for science with PySR and SymbolicRegression.jl.</w:t>
       </w:r>
       <w:r>
         <w:t xml:space="preserve"> </w:t>
@@ -280,17 +1113,41 @@
         <w:pStyle w:val="a0"/>
       </w:pPr>
       <w:r>
-        <w:t xml:space="preserve">Dinh, A., Miertschin, S., Young, A., &amp; Mohanty, S. D. (2019). A data-driven approach to predicting diabetes and cardiovascular disease with machine learning.</w:t>
-      </w:r>
-      <w:r>
-        <w:t xml:space="preserve"> </w:t>
-      </w:r>
-      <w:r>
-        <w:rPr>
-          <w:i/>
-          <w:iCs/>
-        </w:rPr>
-        <w:t xml:space="preserve">BMC Medical Informatics and Decision Making</w:t>
+        <w:t xml:space="preserve">[35] U.S. Department of Agriculture and U.S. Department of Health and Human Services. (2025).</w:t>
+      </w:r>
+      <w:r>
+        <w:t xml:space="preserve"> </w:t>
+      </w:r>
+      <w:r>
+        <w:rPr>
+          <w:i/>
+          <w:iCs/>
+        </w:rPr>
+        <w:t xml:space="preserve">Dietary Guidelines for Americans, 2025–2030</w:t>
+      </w:r>
+      <w:r>
+        <w:t xml:space="preserve"> </w:t>
+      </w:r>
+      <w:r>
+        <w:t xml:space="preserve">(10th ed.). https://www.dietaryguidelines.gov/</w:t>
+      </w:r>
+    </w:p>
+    <w:p>
+      <w:pPr>
+        <w:pStyle w:val="a0"/>
+      </w:pPr>
+      <w:r>
+        <w:t xml:space="preserve">[36] Walonoski, J., Kramer, M., Nichols, J., Quina, A., Moesel, C., Hall, D., Duffett, C., Dube, K., Gallagher, T., &amp; McLachlan, S. (2018). Synthea: An approach, method, and software mechanism for generating synthetic patients and the synthetic electronic health care record.</w:t>
+      </w:r>
+      <w:r>
+        <w:t xml:space="preserve"> </w:t>
+      </w:r>
+      <w:r>
+        <w:rPr>
+          <w:i/>
+          <w:iCs/>
+        </w:rPr>
+        <w:t xml:space="preserve">Journal of the American Medical Informatics Association</w:t>
       </w:r>
       <w:r>
         <w:t xml:space="preserve">,</w:t>
@@ -303,653 +1160,6 @@
           <w:i/>
           <w:iCs/>
         </w:rPr>
-        <w:t xml:space="preserve">19</w:t>
-      </w:r>
-      <w:r>
-        <w:t xml:space="preserve">(1), 211. https://doi.org/10.1186/s12911-019-0918-5</w:t>
-      </w:r>
-    </w:p>
-    <w:p>
-      <w:pPr>
-        <w:pStyle w:val="a0"/>
-      </w:pPr>
-      <w:r>
-        <w:t xml:space="preserve">Fisher, R. A. (1936). The use of multiple measurements in taxonomic problems.</w:t>
-      </w:r>
-      <w:r>
-        <w:t xml:space="preserve"> </w:t>
-      </w:r>
-      <w:r>
-        <w:rPr>
-          <w:i/>
-          <w:iCs/>
-        </w:rPr>
-        <w:t xml:space="preserve">Annals of Eugenics</w:t>
-      </w:r>
-      <w:r>
-        <w:t xml:space="preserve">,</w:t>
-      </w:r>
-      <w:r>
-        <w:t xml:space="preserve"> </w:t>
-      </w:r>
-      <w:r>
-        <w:rPr>
-          <w:i/>
-          <w:iCs/>
-        </w:rPr>
-        <w:t xml:space="preserve">7</w:t>
-      </w:r>
-      <w:r>
-        <w:t xml:space="preserve">(2), 179–188. https://doi.org/10.1111/j.1469-1809.1936.tb02137.x</w:t>
-      </w:r>
-    </w:p>
-    <w:p>
-      <w:pPr>
-        <w:pStyle w:val="a0"/>
-      </w:pPr>
-      <w:r>
-        <w:t xml:space="preserve">He, H., &amp; Garcia, E. A. (2009). Learning from imbalanced data.</w:t>
-      </w:r>
-      <w:r>
-        <w:t xml:space="preserve"> </w:t>
-      </w:r>
-      <w:r>
-        <w:rPr>
-          <w:i/>
-          <w:iCs/>
-        </w:rPr>
-        <w:t xml:space="preserve">IEEE Transactions on Knowledge and Data Engineering</w:t>
-      </w:r>
-      <w:r>
-        <w:t xml:space="preserve">,</w:t>
-      </w:r>
-      <w:r>
-        <w:t xml:space="preserve"> </w:t>
-      </w:r>
-      <w:r>
-        <w:rPr>
-          <w:i/>
-          <w:iCs/>
-        </w:rPr>
-        <w:t xml:space="preserve">21</w:t>
-      </w:r>
-      <w:r>
-        <w:t xml:space="preserve">(9), 1263–1284. https://doi.org/10.1109/TKDE.2008.239</w:t>
-      </w:r>
-    </w:p>
-    <w:p>
-      <w:pPr>
-        <w:pStyle w:val="a0"/>
-      </w:pPr>
-      <w:r>
-        <w:t xml:space="preserve">Hung, M.-H., Shih, L.-C., Wang, Y.-C., Leu, H.-B., Huang, P.-H., Wu, T.-C., Lin, S.-J., Pan, W.-H., Chen, J.-W., &amp; Huang, C.-C. (2021). Prediction of masked hypertension and masked uncontrolled hypertension using machine learning.</w:t>
-      </w:r>
-      <w:r>
-        <w:t xml:space="preserve"> </w:t>
-      </w:r>
-      <w:r>
-        <w:rPr>
-          <w:i/>
-          <w:iCs/>
-        </w:rPr>
-        <w:t xml:space="preserve">Frontiers in Cardiovascular Medicine</w:t>
-      </w:r>
-      <w:r>
-        <w:t xml:space="preserve">,</w:t>
-      </w:r>
-      <w:r>
-        <w:t xml:space="preserve"> </w:t>
-      </w:r>
-      <w:r>
-        <w:rPr>
-          <w:i/>
-          <w:iCs/>
-        </w:rPr>
-        <w:t xml:space="preserve">8</w:t>
-      </w:r>
-      <w:r>
-        <w:t xml:space="preserve">, 778306. https://doi.org/10.3389/fcvm.2021.778306</w:t>
-      </w:r>
-    </w:p>
-    <w:p>
-      <w:pPr>
-        <w:pStyle w:val="a0"/>
-      </w:pPr>
-      <w:r>
-        <w:t xml:space="preserve">James, P. A., Oparil, S., Carter, B. L., Cushman, W. C., Dennison-Himmelfarb, C., Handler, J., Lackland, D. T., LeFevre, M. L., MacKenzie, T. D., Ogedegbe, O., Smith, S. C., Jr., Svetkey, L. P., Taler, S. J., Townsend, R. R., Wright, J. T., Jr., Narva, A. S., &amp; Ortiz, E. (2014). 2014 evidence-based guideline for the management of high blood pressure in adults: Report from the panel members appointed to the Eighth Joint National Committee (JNC 8).</w:t>
-      </w:r>
-      <w:r>
-        <w:t xml:space="preserve"> </w:t>
-      </w:r>
-      <w:r>
-        <w:rPr>
-          <w:i/>
-          <w:iCs/>
-        </w:rPr>
-        <w:t xml:space="preserve">JAMA</w:t>
-      </w:r>
-      <w:r>
-        <w:t xml:space="preserve">,</w:t>
-      </w:r>
-      <w:r>
-        <w:t xml:space="preserve"> </w:t>
-      </w:r>
-      <w:r>
-        <w:rPr>
-          <w:i/>
-          <w:iCs/>
-        </w:rPr>
-        <w:t xml:space="preserve">311</w:t>
-      </w:r>
-      <w:r>
-        <w:t xml:space="preserve">(5), 507–520. https://doi.org/10.1001/jama.2013.284427</w:t>
-      </w:r>
-    </w:p>
-    <w:p>
-      <w:pPr>
-        <w:pStyle w:val="a0"/>
-      </w:pPr>
-      <w:r>
-        <w:t xml:space="preserve">Kanegae, H., Suzuki, K., Fukatani, K., Ito, T., Harada, N., &amp; Kario, K. (2020). Highly precise risk prediction model for new-onset hypertension using artificial intelligence techniques.</w:t>
-      </w:r>
-      <w:r>
-        <w:t xml:space="preserve"> </w:t>
-      </w:r>
-      <w:r>
-        <w:rPr>
-          <w:i/>
-          <w:iCs/>
-        </w:rPr>
-        <w:t xml:space="preserve">The Journal of Clinical Hypertension</w:t>
-      </w:r>
-      <w:r>
-        <w:t xml:space="preserve">,</w:t>
-      </w:r>
-      <w:r>
-        <w:t xml:space="preserve"> </w:t>
-      </w:r>
-      <w:r>
-        <w:rPr>
-          <w:i/>
-          <w:iCs/>
-        </w:rPr>
-        <w:t xml:space="preserve">22</w:t>
-      </w:r>
-      <w:r>
-        <w:t xml:space="preserve">(3), 445–450. https://doi.org/10.1111/jch.13759</w:t>
-      </w:r>
-    </w:p>
-    <w:p>
-      <w:pPr>
-        <w:pStyle w:val="a0"/>
-      </w:pPr>
-      <w:r>
-        <w:t xml:space="preserve">Ke, G., Meng, Q., Finley, T., Wang, T., Chen, W., Ma, W., Ye, Q., &amp; Liu, T.-Y. (2017). LightGBM: A highly efficient gradient boosting decision tree. In</w:t>
-      </w:r>
-      <w:r>
-        <w:t xml:space="preserve"> </w:t>
-      </w:r>
-      <w:r>
-        <w:rPr>
-          <w:i/>
-          <w:iCs/>
-        </w:rPr>
-        <w:t xml:space="preserve">Advances in Neural Information Processing Systems 30</w:t>
-      </w:r>
-      <w:r>
-        <w:t xml:space="preserve"> </w:t>
-      </w:r>
-      <w:r>
-        <w:t xml:space="preserve">(pp. 3146–3154).</w:t>
-      </w:r>
-    </w:p>
-    <w:p>
-      <w:pPr>
-        <w:pStyle w:val="a0"/>
-      </w:pPr>
-      <w:r>
-        <w:t xml:space="preserve">Liu, Y.-Q., Chang, T.-W., Lee, L.-C., Chen, C.-Y., Hsu, P.-S., Tsan, Y.-T., Yang, C.-T., &amp; Chu, W.-M. (2024). Use of machine learning to predict the incidence of type 2 diabetes among relatively healthy adults: A 10-year longitudinal study in Taiwan.</w:t>
-      </w:r>
-      <w:r>
-        <w:t xml:space="preserve"> </w:t>
-      </w:r>
-      <w:r>
-        <w:rPr>
-          <w:i/>
-          <w:iCs/>
-        </w:rPr>
-        <w:t xml:space="preserve">Diagnostics</w:t>
-      </w:r>
-      <w:r>
-        <w:t xml:space="preserve">,</w:t>
-      </w:r>
-      <w:r>
-        <w:t xml:space="preserve"> </w:t>
-      </w:r>
-      <w:r>
-        <w:rPr>
-          <w:i/>
-          <w:iCs/>
-        </w:rPr>
-        <w:t xml:space="preserve">15</w:t>
-      </w:r>
-      <w:r>
-        <w:t xml:space="preserve">(1), 72. https://doi.org/10.3390/diagnostics15010072</w:t>
-      </w:r>
-    </w:p>
-    <w:p>
-      <w:pPr>
-        <w:pStyle w:val="a0"/>
-      </w:pPr>
-      <w:r>
-        <w:t xml:space="preserve">Luo, Y., Wu, Q., Meng, R., Lian, F., Jiang, C., Hu, M., Wang, Y., &amp; Ma, H. (2023). Associations of serum uric acid with cardiovascular disease risk factors [Dataset].</w:t>
-      </w:r>
-      <w:r>
-        <w:t xml:space="preserve"> </w:t>
-      </w:r>
-      <w:r>
-        <w:rPr>
-          <w:i/>
-          <w:iCs/>
-        </w:rPr>
-        <w:t xml:space="preserve">Dryad Digital Repository</w:t>
-      </w:r>
-      <w:r>
-        <w:t xml:space="preserve">. https://doi.org/10.5061/dryad.z08kprrk1</w:t>
-      </w:r>
-    </w:p>
-    <w:p>
-      <w:pPr>
-        <w:pStyle w:val="a0"/>
-      </w:pPr>
-      <w:r>
-        <w:t xml:space="preserve">Luo, Y., Wu, Q., Meng, R., Lian, F., Jiang, C., Hu, M., Wang, Y., &amp; Ma, H. (2024). Associations of serum uric acid with cardiovascular disease risk factors: A retrospective cohort study in southeastern China.</w:t>
-      </w:r>
-      <w:r>
-        <w:t xml:space="preserve"> </w:t>
-      </w:r>
-      <w:r>
-        <w:rPr>
-          <w:i/>
-          <w:iCs/>
-        </w:rPr>
-        <w:t xml:space="preserve">BMJ Open</w:t>
-      </w:r>
-      <w:r>
-        <w:t xml:space="preserve">,</w:t>
-      </w:r>
-      <w:r>
-        <w:t xml:space="preserve"> </w:t>
-      </w:r>
-      <w:r>
-        <w:rPr>
-          <w:i/>
-          <w:iCs/>
-        </w:rPr>
-        <w:t xml:space="preserve">13</w:t>
-      </w:r>
-      <w:r>
-        <w:t xml:space="preserve">(9), e073930. https://doi.org/10.1136/bmjopen-2023-073930</w:t>
-      </w:r>
-    </w:p>
-    <w:p>
-      <w:pPr>
-        <w:pStyle w:val="a0"/>
-      </w:pPr>
-      <w:r>
-        <w:t xml:space="preserve">Majcherek, D., Ciesielski, A., &amp; Sobczak, P. (2025). AI-driven analysis of diabetes risk determinants in U.S. adults: Exploring disease prevalence and health factors.</w:t>
-      </w:r>
-      <w:r>
-        <w:t xml:space="preserve"> </w:t>
-      </w:r>
-      <w:r>
-        <w:rPr>
-          <w:i/>
-          <w:iCs/>
-        </w:rPr>
-        <w:t xml:space="preserve">PLoS ONE</w:t>
-      </w:r>
-      <w:r>
-        <w:t xml:space="preserve">,</w:t>
-      </w:r>
-      <w:r>
-        <w:t xml:space="preserve"> </w:t>
-      </w:r>
-      <w:r>
-        <w:rPr>
-          <w:i/>
-          <w:iCs/>
-        </w:rPr>
-        <w:t xml:space="preserve">20</w:t>
-      </w:r>
-      <w:r>
-        <w:t xml:space="preserve">(9), e0328655. https://doi.org/10.1371/journal.pone.0328655</w:t>
-      </w:r>
-    </w:p>
-    <w:p>
-      <w:pPr>
-        <w:pStyle w:val="a0"/>
-      </w:pPr>
-      <w:r>
-        <w:t xml:space="preserve">National Cholesterol Education Program (NCEP) Expert Panel on Detection, Evaluation, and Treatment of High Blood Cholesterol in Adults (Adult Treatment Panel III). (2002). Third report of the National Cholesterol Education Program (NCEP) expert panel on detection, evaluation, and treatment of high blood cholesterol in adults (Adult Treatment Panel III) final report.</w:t>
-      </w:r>
-      <w:r>
-        <w:t xml:space="preserve"> </w:t>
-      </w:r>
-      <w:r>
-        <w:rPr>
-          <w:i/>
-          <w:iCs/>
-        </w:rPr>
-        <w:t xml:space="preserve">Circulation</w:t>
-      </w:r>
-      <w:r>
-        <w:t xml:space="preserve">,</w:t>
-      </w:r>
-      <w:r>
-        <w:t xml:space="preserve"> </w:t>
-      </w:r>
-      <w:r>
-        <w:rPr>
-          <w:i/>
-          <w:iCs/>
-        </w:rPr>
-        <w:t xml:space="preserve">106</w:t>
-      </w:r>
-      <w:r>
-        <w:t xml:space="preserve">(25), 3143–3421. https://doi.org/10.1161/01.CIR.0000038419.01177.FA</w:t>
-      </w:r>
-    </w:p>
-    <w:p>
-      <w:pPr>
-        <w:pStyle w:val="a0"/>
-      </w:pPr>
-      <w:r>
-        <w:t xml:space="preserve">Ohira, T., &amp; Iso, H. (2013). Cardiovascular disease epidemiology in Asia: An overview.</w:t>
-      </w:r>
-      <w:r>
-        <w:t xml:space="preserve"> </w:t>
-      </w:r>
-      <w:r>
-        <w:rPr>
-          <w:i/>
-          <w:iCs/>
-        </w:rPr>
-        <w:t xml:space="preserve">Circulation Journal</w:t>
-      </w:r>
-      <w:r>
-        <w:t xml:space="preserve">,</w:t>
-      </w:r>
-      <w:r>
-        <w:t xml:space="preserve"> </w:t>
-      </w:r>
-      <w:r>
-        <w:rPr>
-          <w:i/>
-          <w:iCs/>
-        </w:rPr>
-        <w:t xml:space="preserve">77</w:t>
-      </w:r>
-      <w:r>
-        <w:t xml:space="preserve">(7), 1646–1652. https://doi.org/10.1253/circj.CJ-13-0702</w:t>
-      </w:r>
-    </w:p>
-    <w:p>
-      <w:pPr>
-        <w:pStyle w:val="a0"/>
-      </w:pPr>
-      <w:r>
-        <w:t xml:space="preserve">Rumelhart, D. E., Hinton, G. E., &amp; Williams, R. J. (1986). Learning representations by back-propagating errors.</w:t>
-      </w:r>
-      <w:r>
-        <w:t xml:space="preserve"> </w:t>
-      </w:r>
-      <w:r>
-        <w:rPr>
-          <w:i/>
-          <w:iCs/>
-        </w:rPr>
-        <w:t xml:space="preserve">Nature</w:t>
-      </w:r>
-      <w:r>
-        <w:t xml:space="preserve">,</w:t>
-      </w:r>
-      <w:r>
-        <w:t xml:space="preserve"> </w:t>
-      </w:r>
-      <w:r>
-        <w:rPr>
-          <w:i/>
-          <w:iCs/>
-        </w:rPr>
-        <w:t xml:space="preserve">323</w:t>
-      </w:r>
-      <w:r>
-        <w:t xml:space="preserve">(6088), 533–536. https://doi.org/10.1038/323533a0</w:t>
-      </w:r>
-    </w:p>
-    <w:p>
-      <w:pPr>
-        <w:pStyle w:val="a0"/>
-      </w:pPr>
-      <w:r>
-        <w:t xml:space="preserve">Saito, T., &amp; Rehmsmeier, M. (2015). The precision-recall plot is more informative than the ROC plot when evaluating binary classifiers on imbalanced datasets.</w:t>
-      </w:r>
-      <w:r>
-        <w:t xml:space="preserve"> </w:t>
-      </w:r>
-      <w:r>
-        <w:rPr>
-          <w:i/>
-          <w:iCs/>
-        </w:rPr>
-        <w:t xml:space="preserve">PLoS ONE</w:t>
-      </w:r>
-      <w:r>
-        <w:t xml:space="preserve">,</w:t>
-      </w:r>
-      <w:r>
-        <w:t xml:space="preserve"> </w:t>
-      </w:r>
-      <w:r>
-        <w:rPr>
-          <w:i/>
-          <w:iCs/>
-        </w:rPr>
-        <w:t xml:space="preserve">10</w:t>
-      </w:r>
-      <w:r>
-        <w:t xml:space="preserve">(3), e0118432. https://doi.org/10.1371/journal.pone.0118432</w:t>
-      </w:r>
-    </w:p>
-    <w:p>
-      <w:pPr>
-        <w:pStyle w:val="a0"/>
-      </w:pPr>
-      <w:r>
-        <w:t xml:space="preserve">Stanciu, S., Rusu, E., Miricescu, D., Radu, A. C., Axinia, B., Vrabie, A. M., Ionescu, R., Jinga, M., &amp; Sirbu, C. A. (2023). Links between metabolic syndrome and hypertension: The relationship with the current antidiabetic drugs.</w:t>
-      </w:r>
-      <w:r>
-        <w:t xml:space="preserve"> </w:t>
-      </w:r>
-      <w:r>
-        <w:rPr>
-          <w:i/>
-          <w:iCs/>
-        </w:rPr>
-        <w:t xml:space="preserve">Metabolites</w:t>
-      </w:r>
-      <w:r>
-        <w:t xml:space="preserve">,</w:t>
-      </w:r>
-      <w:r>
-        <w:t xml:space="preserve"> </w:t>
-      </w:r>
-      <w:r>
-        <w:rPr>
-          <w:i/>
-          <w:iCs/>
-        </w:rPr>
-        <w:t xml:space="preserve">13</w:t>
-      </w:r>
-      <w:r>
-        <w:t xml:space="preserve">(1), 87. https://doi.org/10.3390/metabo13010087</w:t>
-      </w:r>
-    </w:p>
-    <w:p>
-      <w:pPr>
-        <w:pStyle w:val="a0"/>
-      </w:pPr>
-      <w:r>
-        <w:t xml:space="preserve">Sun, D., Liu, J., Xiao, L., Liu, Y., Wang, Z., Li, C., Jin, Y., Zhao, Q., &amp; Wen, S. (2017). Recent development of risk-prediction models for incident hypertension: An updated systematic review.</w:t>
-      </w:r>
-      <w:r>
-        <w:t xml:space="preserve"> </w:t>
-      </w:r>
-      <w:r>
-        <w:rPr>
-          <w:i/>
-          <w:iCs/>
-        </w:rPr>
-        <w:t xml:space="preserve">PLoS ONE</w:t>
-      </w:r>
-      <w:r>
-        <w:t xml:space="preserve">,</w:t>
-      </w:r>
-      <w:r>
-        <w:t xml:space="preserve"> </w:t>
-      </w:r>
-      <w:r>
-        <w:rPr>
-          <w:i/>
-          <w:iCs/>
-        </w:rPr>
-        <w:t xml:space="preserve">12</w:t>
-      </w:r>
-      <w:r>
-        <w:t xml:space="preserve">(10), e0187240. https://doi.org/10.1371/journal.pone.0187240</w:t>
-      </w:r>
-    </w:p>
-    <w:p>
-      <w:pPr>
-        <w:pStyle w:val="a0"/>
-      </w:pPr>
-      <w:r>
-        <w:t xml:space="preserve">Sun, Z., &amp; Zheng, Y. (2025). Metabolic diseases in the East Asian populations.</w:t>
-      </w:r>
-      <w:r>
-        <w:t xml:space="preserve"> </w:t>
-      </w:r>
-      <w:r>
-        <w:rPr>
-          <w:i/>
-          <w:iCs/>
-        </w:rPr>
-        <w:t xml:space="preserve">Nature Reviews Gastroenterology &amp; Hepatology</w:t>
-      </w:r>
-      <w:r>
-        <w:t xml:space="preserve">,</w:t>
-      </w:r>
-      <w:r>
-        <w:t xml:space="preserve"> </w:t>
-      </w:r>
-      <w:r>
-        <w:rPr>
-          <w:i/>
-          <w:iCs/>
-        </w:rPr>
-        <w:t xml:space="preserve">22</w:t>
-      </w:r>
-      <w:r>
-        <w:t xml:space="preserve">(7), 500–516. https://doi.org/10.1038/s41575-025-01058-8</w:t>
-      </w:r>
-    </w:p>
-    <w:p>
-      <w:pPr>
-        <w:pStyle w:val="a0"/>
-      </w:pPr>
-      <w:r>
-        <w:t xml:space="preserve">Tsai, H., Yang, T.-W., Wu, T.-Y., Tu, Y.-C., Chen, C.-L., &amp; Chou, C.-F. (2025). Multitask learning multimodal network for chronic disease prediction.</w:t>
-      </w:r>
-      <w:r>
-        <w:t xml:space="preserve"> </w:t>
-      </w:r>
-      <w:r>
-        <w:rPr>
-          <w:i/>
-          <w:iCs/>
-        </w:rPr>
-        <w:t xml:space="preserve">Scientific Reports</w:t>
-      </w:r>
-      <w:r>
-        <w:t xml:space="preserve">,</w:t>
-      </w:r>
-      <w:r>
-        <w:t xml:space="preserve"> </w:t>
-      </w:r>
-      <w:r>
-        <w:rPr>
-          <w:i/>
-          <w:iCs/>
-        </w:rPr>
-        <w:t xml:space="preserve">15</w:t>
-      </w:r>
-      <w:r>
-        <w:t xml:space="preserve">(1), 15468. https://doi.org/10.1038/s41598-025-99554-z</w:t>
-      </w:r>
-    </w:p>
-    <w:p>
-      <w:pPr>
-        <w:pStyle w:val="a0"/>
-      </w:pPr>
-      <w:r>
-        <w:t xml:space="preserve">U.S. Department of Agriculture and U.S. Department of Health and Human Services. (2025).</w:t>
-      </w:r>
-      <w:r>
-        <w:t xml:space="preserve"> </w:t>
-      </w:r>
-      <w:r>
-        <w:rPr>
-          <w:i/>
-          <w:iCs/>
-        </w:rPr>
-        <w:t xml:space="preserve">Dietary Guidelines for Americans, 2025–2030</w:t>
-      </w:r>
-      <w:r>
-        <w:t xml:space="preserve"> </w:t>
-      </w:r>
-      <w:r>
-        <w:t xml:space="preserve">(10th ed.). https://www.dietaryguidelines.gov/</w:t>
-      </w:r>
-    </w:p>
-    <w:p>
-      <w:pPr>
-        <w:pStyle w:val="a0"/>
-      </w:pPr>
-      <w:r>
-        <w:t xml:space="preserve">Walonoski, J., Kramer, M., Nichols, J., Quina, A., Moesel, C., Hall, D., Duffett, C., Dube, K., Gallagher, T., &amp; McLachlan, S. (2018). Synthea: An approach, method, and software mechanism for generating synthetic patients and the synthetic electronic health care record.</w:t>
-      </w:r>
-      <w:r>
-        <w:t xml:space="preserve"> </w:t>
-      </w:r>
-      <w:r>
-        <w:rPr>
-          <w:i/>
-          <w:iCs/>
-        </w:rPr>
-        <w:t xml:space="preserve">Journal of the American Medical Informatics Association</w:t>
-      </w:r>
-      <w:r>
-        <w:t xml:space="preserve">,</w:t>
-      </w:r>
-      <w:r>
-        <w:t xml:space="preserve"> </w:t>
-      </w:r>
-      <w:r>
-        <w:rPr>
-          <w:i/>
-          <w:iCs/>
-        </w:rPr>
         <w:t xml:space="preserve">25</w:t>
       </w:r>
       <w:r>
@@ -961,305 +1171,75 @@
         <w:pStyle w:val="a0"/>
       </w:pPr>
       <w:r>
-        <w:t xml:space="preserve">Wang, C.-C., Chu, T.-W., &amp; Jang, J.-S. R. (2024). Next-visit prediction and prevention of hypertension using large-scale routine health checkup data.</w:t>
-      </w:r>
-      <w:r>
-        <w:t xml:space="preserve"> </w:t>
-      </w:r>
-      <w:r>
-        <w:rPr>
-          <w:i/>
-          <w:iCs/>
-        </w:rPr>
-        <w:t xml:space="preserve">PLoS ONE</w:t>
-      </w:r>
-      <w:r>
-        <w:t xml:space="preserve">,</w:t>
-      </w:r>
-      <w:r>
-        <w:t xml:space="preserve"> </w:t>
-      </w:r>
-      <w:r>
-        <w:rPr>
-          <w:i/>
-          <w:iCs/>
-        </w:rPr>
-        <w:t xml:space="preserve">19</w:t>
-      </w:r>
-      <w:r>
-        <w:t xml:space="preserve">(11), e0313658. https://doi.org/10.1371/journal.pone.0313658</w:t>
-      </w:r>
-    </w:p>
-    <w:p>
-      <w:pPr>
-        <w:pStyle w:val="a0"/>
-      </w:pPr>
-      <w:r>
-        <w:t xml:space="preserve">World Health Organization. (2023).</w:t>
-      </w:r>
-      <w:r>
-        <w:t xml:space="preserve"> </w:t>
-      </w:r>
-      <w:r>
-        <w:rPr>
-          <w:i/>
-          <w:iCs/>
-        </w:rPr>
-        <w:t xml:space="preserve">Global report on hypertension: The race against a silent killer</w:t>
-      </w:r>
-      <w:r>
-        <w:t xml:space="preserve">. WHO. https://www.who.int/publications/i/item/9789240081348</w:t>
-      </w:r>
-    </w:p>
-    <w:p>
-      <w:pPr>
-        <w:pStyle w:val="a0"/>
-      </w:pPr>
-      <w:r>
-        <w:t xml:space="preserve">World Heart Federation. (2023).</w:t>
-      </w:r>
-      <w:r>
-        <w:t xml:space="preserve"> </w:t>
-      </w:r>
-      <w:r>
-        <w:rPr>
-          <w:i/>
-          <w:iCs/>
-        </w:rPr>
-        <w:t xml:space="preserve">World Heart Report 2023: Confronting the world’s number one killer</w:t>
-      </w:r>
-      <w:r>
-        <w:t xml:space="preserve">. WHF. https://world-heart-federation.org/world-heart-report-2023/</w:t>
-      </w:r>
-    </w:p>
-    <w:p>
-      <w:pPr>
-        <w:pStyle w:val="a0"/>
-      </w:pPr>
-      <w:r>
-        <w:t xml:space="preserve">Yang, C.-C., Wu, S.-T., Chu, T.-W., Liu, C.-H., &amp; Chuang, Y.-J. (2025). Dual machine learning framework for predicting long-term glycemic change and prediabetes risk in young Taiwanese men.</w:t>
-      </w:r>
-      <w:r>
-        <w:t xml:space="preserve"> </w:t>
-      </w:r>
-      <w:r>
-        <w:rPr>
-          <w:i/>
-          <w:iCs/>
-        </w:rPr>
-        <w:t xml:space="preserve">Diagnostics</w:t>
-      </w:r>
-      <w:r>
-        <w:t xml:space="preserve">,</w:t>
-      </w:r>
-      <w:r>
-        <w:t xml:space="preserve"> </w:t>
-      </w:r>
-      <w:r>
-        <w:rPr>
-          <w:i/>
-          <w:iCs/>
-        </w:rPr>
-        <w:t xml:space="preserve">15</w:t>
-      </w:r>
-      <w:r>
-        <w:t xml:space="preserve">(19), 2507. https://doi.org/10.3390/diagnostics15192507</w:t>
-      </w:r>
-    </w:p>
-    <w:p>
-      <w:pPr>
-        <w:pStyle w:val="a0"/>
-      </w:pPr>
-      <w:r>
-        <w:t xml:space="preserve">Ye, C., Fu, T., Hao, S., Zhang, Y., Wang, O., Jin, B., Xia, M., Liu, M., Zhou, X., Wu, Q., Guo, Y., Zhu, C., Li, Y., Culver, D. S., Alfreds, S. T., Stearns, F., Sylvester, K. G., Widen, E., McElhinney, D., &amp; Ling, X. (2018). Prediction of incident hypertension within the next year: Prospective study using statewide electronic health records and machine learning.</w:t>
-      </w:r>
-      <w:r>
-        <w:t xml:space="preserve"> </w:t>
-      </w:r>
-      <w:r>
-        <w:rPr>
-          <w:i/>
-          <w:iCs/>
-        </w:rPr>
-        <w:t xml:space="preserve">Journal of Medical Internet Research</w:t>
-      </w:r>
-      <w:r>
-        <w:t xml:space="preserve">,</w:t>
-      </w:r>
-      <w:r>
-        <w:t xml:space="preserve"> </w:t>
-      </w:r>
-      <w:r>
-        <w:rPr>
-          <w:i/>
-          <w:iCs/>
-        </w:rPr>
-        <w:t xml:space="preserve">20</w:t>
-      </w:r>
-      <w:r>
-        <w:t xml:space="preserve">(1), e22. https://doi.org/10.2196/jmir.9268</w:t>
+        <w:rPr>
+          <w:rFonts w:hint="eastAsia"/>
+          <w:i/>
+          <w:iCs/>
+        </w:rPr>
+        <w:t xml:space="preserve">備註：本文獻清單共</w:t>
+      </w:r>
+      <w:r>
+        <w:rPr>
+          <w:i/>
+          <w:iCs/>
+        </w:rPr>
+        <w:t xml:space="preserve"> 36 </w:t>
+      </w:r>
+      <w:r>
+        <w:rPr>
+          <w:rFonts w:hint="eastAsia"/>
+          <w:i/>
+          <w:iCs/>
+        </w:rPr>
+        <w:t xml:space="preserve">筆（英文</w:t>
+      </w:r>
+      <w:r>
+        <w:rPr>
+          <w:i/>
+          <w:iCs/>
+        </w:rPr>
+        <w:t xml:space="preserve"> 34 </w:t>
+      </w:r>
+      <w:r>
+        <w:rPr>
+          <w:rFonts w:hint="eastAsia"/>
+          <w:i/>
+          <w:iCs/>
+        </w:rPr>
+        <w:t xml:space="preserve">筆、中文</w:t>
+      </w:r>
+      <w:r>
+        <w:rPr>
+          <w:i/>
+          <w:iCs/>
+        </w:rPr>
+        <w:t xml:space="preserve"> 2 </w:t>
+      </w:r>
+      <w:r>
+        <w:rPr>
+          <w:rFonts w:hint="eastAsia"/>
+          <w:i/>
+          <w:iCs/>
+        </w:rPr>
+        <w:t xml:space="preserve">筆），依</w:t>
+      </w:r>
+      <w:r>
+        <w:rPr>
+          <w:i/>
+          <w:iCs/>
+        </w:rPr>
+        <w:t xml:space="preserve"> IEEE </w:t>
+      </w:r>
+      <w:r>
+        <w:rPr>
+          <w:rFonts w:hint="eastAsia"/>
+          <w:i/>
+          <w:iCs/>
+        </w:rPr>
+        <w:t xml:space="preserve">格式按首次引用順序編號。</w:t>
       </w:r>
     </w:p>
     <w:bookmarkEnd w:id="18"/>
-    <w:bookmarkStart w:id="19" w:name="中文文獻"/>
-    <w:p>
-      <w:pPr>
-        <w:pStyle w:val="2"/>
-      </w:pPr>
-      <w:r>
-        <w:rPr>
-          <w:rFonts w:hint="eastAsia"/>
-        </w:rPr>
-        <w:t xml:space="preserve">中文文獻</w:t>
-      </w:r>
-    </w:p>
-    <w:p>
-      <w:pPr>
-        <w:pStyle w:val="FirstParagraph"/>
-      </w:pPr>
-      <w:r>
-        <w:rPr>
-          <w:rFonts w:hint="eastAsia"/>
-        </w:rPr>
-        <w:t xml:space="preserve">國民健康署（2022）。</w:t>
-      </w:r>
-      <w:r>
-        <w:rPr>
-          <w:i/>
-          <w:iCs/>
-        </w:rPr>
-        <w:t xml:space="preserve">2017–2020 </w:t>
-      </w:r>
-      <w:r>
-        <w:rPr>
-          <w:rFonts w:hint="eastAsia"/>
-          <w:i/>
-          <w:iCs/>
-        </w:rPr>
-        <w:t xml:space="preserve">國民營養健康狀況變遷調查</w:t>
-      </w:r>
-      <w:r>
-        <w:rPr>
-          <w:rFonts w:hint="eastAsia"/>
-        </w:rPr>
-        <w:t xml:space="preserve">。衛生福利部。https://www.hpa.gov.tw/Pages/Detail.aspx?nodeid=3999&amp;pid=15562</w:t>
-      </w:r>
-    </w:p>
-    <w:p>
-      <w:pPr>
-        <w:pStyle w:val="a0"/>
-      </w:pPr>
-      <w:r>
-        <w:rPr>
-          <w:rFonts w:hint="eastAsia"/>
-        </w:rPr>
-        <w:t xml:space="preserve">國民健康署（2025）。</w:t>
-      </w:r>
-      <w:r>
-        <w:rPr>
-          <w:rFonts w:hint="eastAsia"/>
-          <w:i/>
-          <w:iCs/>
-        </w:rPr>
-        <w:t xml:space="preserve">成人預防保健服務擴大至</w:t>
-      </w:r>
-      <w:r>
-        <w:rPr>
-          <w:i/>
-          <w:iCs/>
-        </w:rPr>
-        <w:t xml:space="preserve"> 30 </w:t>
-      </w:r>
-      <w:r>
-        <w:rPr>
-          <w:rFonts w:hint="eastAsia"/>
-          <w:i/>
-          <w:iCs/>
-        </w:rPr>
-        <w:t xml:space="preserve">歲公告</w:t>
-      </w:r>
-      <w:r>
-        <w:rPr>
-          <w:rFonts w:hint="eastAsia"/>
-        </w:rPr>
-        <w:t xml:space="preserve">。衛生福利部。https://www.hpa.gov.tw/Pages/detail.aspx?nodeid=4878&amp;pid=18755</w:t>
-      </w:r>
-    </w:p>
-    <w:p>
-      <w:pPr>
-        <w:pStyle w:val="a0"/>
-      </w:pPr>
-      <w:r>
-        <w:rPr>
-          <w:rFonts w:hint="eastAsia"/>
-          <w:i/>
-          <w:iCs/>
-        </w:rPr>
-        <w:t xml:space="preserve">備註：本文獻清單共</w:t>
-      </w:r>
-      <w:r>
-        <w:rPr>
-          <w:i/>
-          <w:iCs/>
-        </w:rPr>
-        <w:t xml:space="preserve"> 36 </w:t>
-      </w:r>
-      <w:r>
-        <w:rPr>
-          <w:rFonts w:hint="eastAsia"/>
-          <w:i/>
-          <w:iCs/>
-        </w:rPr>
-        <w:t xml:space="preserve">筆（英文</w:t>
-      </w:r>
-      <w:r>
-        <w:rPr>
-          <w:i/>
-          <w:iCs/>
-        </w:rPr>
-        <w:t xml:space="preserve"> 34 </w:t>
-      </w:r>
-      <w:r>
-        <w:rPr>
-          <w:rFonts w:hint="eastAsia"/>
-          <w:i/>
-          <w:iCs/>
-        </w:rPr>
-        <w:t xml:space="preserve">筆、中文</w:t>
-      </w:r>
-      <w:r>
-        <w:rPr>
-          <w:i/>
-          <w:iCs/>
-        </w:rPr>
-        <w:t xml:space="preserve"> 2 </w:t>
-      </w:r>
-      <w:r>
-        <w:rPr>
-          <w:rFonts w:hint="eastAsia"/>
-          <w:i/>
-          <w:iCs/>
-        </w:rPr>
-        <w:t xml:space="preserve">筆），依</w:t>
-      </w:r>
-      <w:r>
-        <w:rPr>
-          <w:i/>
-          <w:iCs/>
-        </w:rPr>
-        <w:t xml:space="preserve"> APA </w:t>
-      </w:r>
-      <w:r>
-        <w:rPr>
-          <w:rFonts w:hint="eastAsia"/>
-          <w:i/>
-          <w:iCs/>
-        </w:rPr>
-        <w:t xml:space="preserve">第七版格式排列。</w:t>
-      </w:r>
-    </w:p>
-    <w:bookmarkEnd w:id="19"/>
-    <w:bookmarkEnd w:id="20"/>
     <w:sectPr>
       <w:footnotePr>
         <w:numRestart w:val="eachSect"/>

--- a/docs/00_thesis/chapters/09_參考文獻.docx
+++ b/docs/00_thesis/chapters/09_參考文獻.docx
@@ -19,49 +19,55 @@
         <w:pStyle w:val="FirstParagraph"/>
       </w:pPr>
       <w:r>
-        <w:t xml:space="preserve">[1] World Heart Federation. (2023).</w:t>
-      </w:r>
-      <w:r>
-        <w:t xml:space="preserve"> </w:t>
-      </w:r>
-      <w:r>
-        <w:rPr>
-          <w:i/>
-          <w:iCs/>
-        </w:rPr>
-        <w:t xml:space="preserve">World Heart Report 2023: Confronting the world’s number one killer</w:t>
-      </w:r>
-      <w:r>
-        <w:t xml:space="preserve">. WHF. https://world-heart-federation.org/world-heart-report-2023/</w:t>
-      </w:r>
-    </w:p>
-    <w:p>
-      <w:pPr>
-        <w:pStyle w:val="a0"/>
-      </w:pPr>
-      <w:r>
-        <w:t xml:space="preserve">[2] World Health Organization. (2023).</w:t>
-      </w:r>
-      <w:r>
-        <w:t xml:space="preserve"> </w:t>
-      </w:r>
-      <w:r>
-        <w:rPr>
-          <w:i/>
-          <w:iCs/>
-        </w:rPr>
-        <w:t xml:space="preserve">Global report on hypertension: The race against a silent killer</w:t>
-      </w:r>
-      <w:r>
-        <w:t xml:space="preserve">. WHO. https://www.who.int/publications/i/item/9789240081348</w:t>
-      </w:r>
-    </w:p>
-    <w:p>
-      <w:pPr>
-        <w:pStyle w:val="a0"/>
-      </w:pPr>
-      <w:r>
-        <w:t xml:space="preserve">[3] Ohira, T., &amp; Iso, H. (2013). Cardiovascular disease epidemiology in Asia: An overview.</w:t>
+        <w:t xml:space="preserve">[1] World Heart Federation,</w:t>
+      </w:r>
+      <w:r>
+        <w:t xml:space="preserve"> </w:t>
+      </w:r>
+      <w:r>
+        <w:rPr>
+          <w:i/>
+          <w:iCs/>
+        </w:rPr>
+        <w:t xml:space="preserve">World Heart Report 2023: Confronting the World’s Number One Killer</w:t>
+      </w:r>
+      <w:r>
+        <w:t xml:space="preserve">. WHF, 2023. [Online]. Available: https://world-heart-federation.org/world-heart-report-2023/</w:t>
+      </w:r>
+    </w:p>
+    <w:p>
+      <w:pPr>
+        <w:pStyle w:val="a0"/>
+      </w:pPr>
+      <w:r>
+        <w:t xml:space="preserve">[2] World Health Organization,</w:t>
+      </w:r>
+      <w:r>
+        <w:t xml:space="preserve"> </w:t>
+      </w:r>
+      <w:r>
+        <w:rPr>
+          <w:i/>
+          <w:iCs/>
+        </w:rPr>
+        <w:t xml:space="preserve">Global Report on Hypertension: The Race Against a Silent Killer</w:t>
+      </w:r>
+      <w:r>
+        <w:t xml:space="preserve">. WHO, 2023. [Online]. Available: https://www.who.int/publications/i/item/9789240081348</w:t>
+      </w:r>
+    </w:p>
+    <w:p>
+      <w:pPr>
+        <w:pStyle w:val="a0"/>
+      </w:pPr>
+      <w:r>
+        <w:t xml:space="preserve">[3] T. Ohira and H. Iso,</w:t>
+      </w:r>
+      <w:r>
+        <w:t xml:space="preserve"> </w:t>
+      </w:r>
+      <w:r>
+        <w:t xml:space="preserve">“Cardiovascular disease epidemiology in Asia: An overview,”</w:t>
       </w:r>
       <w:r>
         <w:t xml:space="preserve"> </w:t>
@@ -74,28 +80,21 @@
         <w:t xml:space="preserve">Circulation Journal</w:t>
       </w:r>
       <w:r>
-        <w:t xml:space="preserve">,</w:t>
-      </w:r>
-      <w:r>
-        <w:t xml:space="preserve"> </w:t>
-      </w:r>
-      <w:r>
-        <w:rPr>
-          <w:i/>
-          <w:iCs/>
-        </w:rPr>
-        <w:t xml:space="preserve">77</w:t>
-      </w:r>
-      <w:r>
-        <w:t xml:space="preserve">(7), 1646–1652. https://doi.org/10.1253/circj.CJ-13-0702</w:t>
-      </w:r>
-    </w:p>
-    <w:p>
-      <w:pPr>
-        <w:pStyle w:val="a0"/>
-      </w:pPr>
-      <w:r>
-        <w:t xml:space="preserve">[4] Sun, Z., &amp; Zheng, Y. (2025). Metabolic diseases in the East Asian populations.</w:t>
+        <w:t xml:space="preserve">, vol. 77, no. 7, pp. 1646–1652, 2013. doi: 10.1253/circj.CJ-13-0702.</w:t>
+      </w:r>
+    </w:p>
+    <w:p>
+      <w:pPr>
+        <w:pStyle w:val="a0"/>
+      </w:pPr>
+      <w:r>
+        <w:t xml:space="preserve">[4] Z. Sun and Y. Zheng,</w:t>
+      </w:r>
+      <w:r>
+        <w:t xml:space="preserve"> </w:t>
+      </w:r>
+      <w:r>
+        <w:t xml:space="preserve">“Metabolic diseases in the East Asian populations,”</w:t>
       </w:r>
       <w:r>
         <w:t xml:space="preserve"> </w:t>
@@ -108,20 +107,7 @@
         <w:t xml:space="preserve">Nature Reviews Gastroenterology &amp; Hepatology</w:t>
       </w:r>
       <w:r>
-        <w:t xml:space="preserve">,</w:t>
-      </w:r>
-      <w:r>
-        <w:t xml:space="preserve"> </w:t>
-      </w:r>
-      <w:r>
-        <w:rPr>
-          <w:i/>
-          <w:iCs/>
-        </w:rPr>
-        <w:t xml:space="preserve">22</w:t>
-      </w:r>
-      <w:r>
-        <w:t xml:space="preserve">(7), 500–516. https://doi.org/10.1038/s41575-025-01058-8</w:t>
+        <w:t xml:space="preserve">, vol. 22, no. 7, pp. 500–516, 2025. doi: 10.1038/s41575-025-01058-8.</w:t>
       </w:r>
     </w:p>
     <w:p>
@@ -135,7 +121,7 @@
         <w:rPr>
           <w:rFonts w:hint="eastAsia"/>
         </w:rPr>
-        <w:t xml:space="preserve">國民健康署（2022）。</w:t>
+        <w:t xml:space="preserve">國民健康署，</w:t>
       </w:r>
       <w:r>
         <w:rPr>
@@ -156,15 +142,21 @@
         <w:rPr>
           <w:rFonts w:hint="eastAsia"/>
         </w:rPr>
-        <w:t xml:space="preserve">。衛生福利部。https://www.hpa.gov.tw/Pages/Detail.aspx?nodeid=3999&amp;pid=15562</w:t>
-      </w:r>
-    </w:p>
-    <w:p>
-      <w:pPr>
-        <w:pStyle w:val="a0"/>
-      </w:pPr>
-      <w:r>
-        <w:t xml:space="preserve">[6] Stanciu, S., Rusu, E., Miricescu, D., Radu, A. C., Axinia, B., Vrabie, A. M., Ionescu, R., Jinga, M., &amp; Sirbu, C. A. (2023). Links between metabolic syndrome and hypertension: The relationship with the current antidiabetic drugs.</w:t>
+        <w:t xml:space="preserve">，衛生福利部，2022。網址：https://www.hpa.gov.tw/Pages/Detail.aspx?nodeid=3999&amp;pid=15562</w:t>
+      </w:r>
+    </w:p>
+    <w:p>
+      <w:pPr>
+        <w:pStyle w:val="a0"/>
+      </w:pPr>
+      <w:r>
+        <w:t xml:space="preserve">[6] S. Stanciu, E. Rusu, D. Miricescu, A. C. Radu, B. Axinia, A. M. Vrabie, R. Ionescu, M. Jinga, and C. A. Sirbu,</w:t>
+      </w:r>
+      <w:r>
+        <w:t xml:space="preserve"> </w:t>
+      </w:r>
+      <w:r>
+        <w:t xml:space="preserve">“Links between metabolic syndrome and hypertension: The relationship with the current antidiabetic drugs,”</w:t>
       </w:r>
       <w:r>
         <w:t xml:space="preserve"> </w:t>
@@ -177,28 +169,21 @@
         <w:t xml:space="preserve">Metabolites</w:t>
       </w:r>
       <w:r>
-        <w:t xml:space="preserve">,</w:t>
-      </w:r>
-      <w:r>
-        <w:t xml:space="preserve"> </w:t>
-      </w:r>
-      <w:r>
-        <w:rPr>
-          <w:i/>
-          <w:iCs/>
-        </w:rPr>
-        <w:t xml:space="preserve">13</w:t>
-      </w:r>
-      <w:r>
-        <w:t xml:space="preserve">(1), 87. https://doi.org/10.3390/metabo13010087</w:t>
-      </w:r>
-    </w:p>
-    <w:p>
-      <w:pPr>
-        <w:pStyle w:val="a0"/>
-      </w:pPr>
-      <w:r>
-        <w:t xml:space="preserve">[7] Alberti, K. G. M. M., Eckel, R. H., Grundy, S. M., Zimmet, P. Z., Cleeman, J. I., Donato, K. A., Fruchart, J.-C., James, W. P. T., Loria, C. M., &amp; Smith, S. C., Jr. (2009). Harmonizing the metabolic syndrome: A joint interim statement of the International Diabetes Federation Task Force on Epidemiology and Prevention; National Heart, Lung, and Blood Institute; American Heart Association; World Heart Federation; International Atherosclerosis Society; and International Association for the Study of Obesity.</w:t>
+        <w:t xml:space="preserve">, vol. 13, no. 1, p. 87, 2023. doi: 10.3390/metabo13010087.</w:t>
+      </w:r>
+    </w:p>
+    <w:p>
+      <w:pPr>
+        <w:pStyle w:val="a0"/>
+      </w:pPr>
+      <w:r>
+        <w:t xml:space="preserve">[7] K. G. M. M. Alberti, R. H. Eckel, S. M. Grundy, P. Z. Zimmet, J. I. Cleeman, K. A. Donato, J.-C. Fruchart, W. P. T. James, C. M. Loria, and S. C. Smith Jr.,</w:t>
+      </w:r>
+      <w:r>
+        <w:t xml:space="preserve"> </w:t>
+      </w:r>
+      <w:r>
+        <w:t xml:space="preserve">“Harmonizing the metabolic syndrome: A joint interim statement of the International Diabetes Federation Task Force on Epidemiology and Prevention; National Heart, Lung, and Blood Institute; American Heart Association; World Heart Federation; International Atherosclerosis Society; and International Association for the Study of Obesity,”</w:t>
       </w:r>
       <w:r>
         <w:t xml:space="preserve"> </w:t>
@@ -211,20 +196,7 @@
         <w:t xml:space="preserve">Circulation</w:t>
       </w:r>
       <w:r>
-        <w:t xml:space="preserve">,</w:t>
-      </w:r>
-      <w:r>
-        <w:t xml:space="preserve"> </w:t>
-      </w:r>
-      <w:r>
-        <w:rPr>
-          <w:i/>
-          <w:iCs/>
-        </w:rPr>
-        <w:t xml:space="preserve">120</w:t>
-      </w:r>
-      <w:r>
-        <w:t xml:space="preserve">(16), 1640–1645. https://doi.org/10.1161/CIRCULATIONAHA.109.192644</w:t>
+        <w:t xml:space="preserve">, vol. 120, no. 16, pp. 1640–1645, 2009. doi: 10.1161/CIRCULATIONAHA.109.192644.</w:t>
       </w:r>
     </w:p>
     <w:p>
@@ -238,7 +210,7 @@
         <w:rPr>
           <w:rFonts w:hint="eastAsia"/>
         </w:rPr>
-        <w:t xml:space="preserve">國民健康署（2025）。</w:t>
+        <w:t xml:space="preserve">國民健康署，</w:t>
       </w:r>
       <w:r>
         <w:rPr>
@@ -267,15 +239,21 @@
         <w:rPr>
           <w:rFonts w:hint="eastAsia"/>
         </w:rPr>
-        <w:t xml:space="preserve">。衛生福利部。https://www.hpa.gov.tw/Pages/detail.aspx?nodeid=4878&amp;pid=18755</w:t>
-      </w:r>
-    </w:p>
-    <w:p>
-      <w:pPr>
-        <w:pStyle w:val="a0"/>
-      </w:pPr>
-      <w:r>
-        <w:t xml:space="preserve">[9] Kanegae, H., Suzuki, K., Fukatani, K., Ito, T., Harada, N., &amp; Kario, K. (2020). Highly precise risk prediction model for new-onset hypertension using artificial intelligence techniques.</w:t>
+        <w:t xml:space="preserve">，衛生福利部，2025。網址：https://www.hpa.gov.tw/Pages/detail.aspx?nodeid=4878&amp;pid=18755</w:t>
+      </w:r>
+    </w:p>
+    <w:p>
+      <w:pPr>
+        <w:pStyle w:val="a0"/>
+      </w:pPr>
+      <w:r>
+        <w:t xml:space="preserve">[9] H. Kanegae, K. Suzuki, K. Fukatani, T. Ito, N. Harada, and K. Kario,</w:t>
+      </w:r>
+      <w:r>
+        <w:t xml:space="preserve"> </w:t>
+      </w:r>
+      <w:r>
+        <w:t xml:space="preserve">“Highly precise risk prediction model for new-onset hypertension using artificial intelligence techniques,”</w:t>
       </w:r>
       <w:r>
         <w:t xml:space="preserve"> </w:t>
@@ -288,28 +266,21 @@
         <w:t xml:space="preserve">The Journal of Clinical Hypertension</w:t>
       </w:r>
       <w:r>
-        <w:t xml:space="preserve">,</w:t>
-      </w:r>
-      <w:r>
-        <w:t xml:space="preserve"> </w:t>
-      </w:r>
-      <w:r>
-        <w:rPr>
-          <w:i/>
-          <w:iCs/>
-        </w:rPr>
-        <w:t xml:space="preserve">22</w:t>
-      </w:r>
-      <w:r>
-        <w:t xml:space="preserve">(3), 445–450. https://doi.org/10.1111/jch.13759</w:t>
-      </w:r>
-    </w:p>
-    <w:p>
-      <w:pPr>
-        <w:pStyle w:val="a0"/>
-      </w:pPr>
-      <w:r>
-        <w:t xml:space="preserve">[10] Yang, C.-C., Wu, S.-T., Chu, T.-W., Liu, C.-H., &amp; Chuang, Y.-J. (2025). Dual machine learning framework for predicting long-term glycemic change and prediabetes risk in young Taiwanese men.</w:t>
+        <w:t xml:space="preserve">, vol. 22, no. 3, pp. 445–450, 2020. doi: 10.1111/jch.13759.</w:t>
+      </w:r>
+    </w:p>
+    <w:p>
+      <w:pPr>
+        <w:pStyle w:val="a0"/>
+      </w:pPr>
+      <w:r>
+        <w:t xml:space="preserve">[10] C.-C. Yang, S.-T. Wu, T.-W. Chu, C.-H. Liu, and Y.-J. Chuang,</w:t>
+      </w:r>
+      <w:r>
+        <w:t xml:space="preserve"> </w:t>
+      </w:r>
+      <w:r>
+        <w:t xml:space="preserve">“Dual machine learning framework for predicting long-term glycemic change and prediabetes risk in young Taiwanese men,”</w:t>
       </w:r>
       <w:r>
         <w:t xml:space="preserve"> </w:t>
@@ -322,28 +293,21 @@
         <w:t xml:space="preserve">Diagnostics</w:t>
       </w:r>
       <w:r>
-        <w:t xml:space="preserve">,</w:t>
-      </w:r>
-      <w:r>
-        <w:t xml:space="preserve"> </w:t>
-      </w:r>
-      <w:r>
-        <w:rPr>
-          <w:i/>
-          <w:iCs/>
-        </w:rPr>
-        <w:t xml:space="preserve">15</w:t>
-      </w:r>
-      <w:r>
-        <w:t xml:space="preserve">(19), 2507. https://doi.org/10.3390/diagnostics15192507</w:t>
-      </w:r>
-    </w:p>
-    <w:p>
-      <w:pPr>
-        <w:pStyle w:val="a0"/>
-      </w:pPr>
-      <w:r>
-        <w:t xml:space="preserve">[11] Ye, C., Fu, T., Hao, S., Zhang, Y., Wang, O., Jin, B., Xia, M., Liu, M., Zhou, X., Wu, Q., Guo, Y., Zhu, C., Li, Y., Culver, D. S., Alfreds, S. T., Stearns, F., Sylvester, K. G., Widen, E., McElhinney, D., &amp; Ling, X. (2018). Prediction of incident hypertension within the next year: Prospective study using statewide electronic health records and machine learning.</w:t>
+        <w:t xml:space="preserve">, vol. 15, no. 19, p. 2507, 2025. doi: 10.3390/diagnostics15192507.</w:t>
+      </w:r>
+    </w:p>
+    <w:p>
+      <w:pPr>
+        <w:pStyle w:val="a0"/>
+      </w:pPr>
+      <w:r>
+        <w:t xml:space="preserve">[11] C. Ye, T. Fu, S. Hao, Y. Zhang, O. Wang, B. Jin, M. Xia, M. Liu, X. Zhou, Q. Wu, Y. Guo, C. Zhu, Y. Li, D. S. Culver, S. T. Alfreds, F. Stearns, K. G. Sylvester, E. Widen, D. McElhinney, and X. Ling,</w:t>
+      </w:r>
+      <w:r>
+        <w:t xml:space="preserve"> </w:t>
+      </w:r>
+      <w:r>
+        <w:t xml:space="preserve">“Prediction of incident hypertension within the next year: Prospective study using statewide electronic health records and machine learning,”</w:t>
       </w:r>
       <w:r>
         <w:t xml:space="preserve"> </w:t>
@@ -356,28 +320,21 @@
         <w:t xml:space="preserve">Journal of Medical Internet Research</w:t>
       </w:r>
       <w:r>
-        <w:t xml:space="preserve">,</w:t>
-      </w:r>
-      <w:r>
-        <w:t xml:space="preserve"> </w:t>
-      </w:r>
-      <w:r>
-        <w:rPr>
-          <w:i/>
-          <w:iCs/>
-        </w:rPr>
-        <w:t xml:space="preserve">20</w:t>
-      </w:r>
-      <w:r>
-        <w:t xml:space="preserve">(1), e22. https://doi.org/10.2196/jmir.9268</w:t>
-      </w:r>
-    </w:p>
-    <w:p>
-      <w:pPr>
-        <w:pStyle w:val="a0"/>
-      </w:pPr>
-      <w:r>
-        <w:t xml:space="preserve">[12] Alaa, A. M., Bolton, T., Di Angelantonio, E., Rudd, J. H. F., &amp; van der Schaar, M. (2019). Cardiovascular disease risk prediction using automated machine learning: A prospective study of 423,604 UK Biobank participants.</w:t>
+        <w:t xml:space="preserve">, vol. 20, no. 1, p. e22, 2018. doi: 10.2196/jmir.9268.</w:t>
+      </w:r>
+    </w:p>
+    <w:p>
+      <w:pPr>
+        <w:pStyle w:val="a0"/>
+      </w:pPr>
+      <w:r>
+        <w:t xml:space="preserve">[12] A. M. Alaa, T. Bolton, E. Di Angelantonio, J. H. F. Rudd, and M. van der Schaar,</w:t>
+      </w:r>
+      <w:r>
+        <w:t xml:space="preserve"> </w:t>
+      </w:r>
+      <w:r>
+        <w:t xml:space="preserve">“Cardiovascular disease risk prediction using automated machine learning: A prospective study of 423,604 UK Biobank participants,”</w:t>
       </w:r>
       <w:r>
         <w:t xml:space="preserve"> </w:t>
@@ -390,28 +347,21 @@
         <w:t xml:space="preserve">PLoS ONE</w:t>
       </w:r>
       <w:r>
-        <w:t xml:space="preserve">,</w:t>
-      </w:r>
-      <w:r>
-        <w:t xml:space="preserve"> </w:t>
-      </w:r>
-      <w:r>
-        <w:rPr>
-          <w:i/>
-          <w:iCs/>
-        </w:rPr>
-        <w:t xml:space="preserve">14</w:t>
-      </w:r>
-      <w:r>
-        <w:t xml:space="preserve">(5), e0213653. https://doi.org/10.1371/journal.pone.0213653</w:t>
-      </w:r>
-    </w:p>
-    <w:p>
-      <w:pPr>
-        <w:pStyle w:val="a0"/>
-      </w:pPr>
-      <w:r>
-        <w:t xml:space="preserve">[13] Dinh, A., Miertschin, S., Young, A., &amp; Mohanty, S. D. (2019). A data-driven approach to predicting diabetes and cardiovascular disease with machine learning.</w:t>
+        <w:t xml:space="preserve">, vol. 14, no. 5, p. e0213653, 2019. doi: 10.1371/journal.pone.0213653.</w:t>
+      </w:r>
+    </w:p>
+    <w:p>
+      <w:pPr>
+        <w:pStyle w:val="a0"/>
+      </w:pPr>
+      <w:r>
+        <w:t xml:space="preserve">[13] A. Dinh, S. Miertschin, A. Young, and S. D. Mohanty,</w:t>
+      </w:r>
+      <w:r>
+        <w:t xml:space="preserve"> </w:t>
+      </w:r>
+      <w:r>
+        <w:t xml:space="preserve">“A data-driven approach to predicting diabetes and cardiovascular disease with machine learning,”</w:t>
       </w:r>
       <w:r>
         <w:t xml:space="preserve"> </w:t>
@@ -424,28 +374,21 @@
         <w:t xml:space="preserve">BMC Medical Informatics and Decision Making</w:t>
       </w:r>
       <w:r>
-        <w:t xml:space="preserve">,</w:t>
-      </w:r>
-      <w:r>
-        <w:t xml:space="preserve"> </w:t>
-      </w:r>
-      <w:r>
-        <w:rPr>
-          <w:i/>
-          <w:iCs/>
-        </w:rPr>
-        <w:t xml:space="preserve">19</w:t>
-      </w:r>
-      <w:r>
-        <w:t xml:space="preserve">(1), 211. https://doi.org/10.1186/s12911-019-0918-5</w:t>
-      </w:r>
-    </w:p>
-    <w:p>
-      <w:pPr>
-        <w:pStyle w:val="a0"/>
-      </w:pPr>
-      <w:r>
-        <w:t xml:space="preserve">[14] Hung, M.-H., Shih, L.-C., Wang, Y.-C., Leu, H.-B., Huang, P.-H., Wu, T.-C., Lin, S.-J., Pan, W.-H., Chen, J.-W., &amp; Huang, C.-C. (2021). Prediction of masked hypertension and masked uncontrolled hypertension using machine learning.</w:t>
+        <w:t xml:space="preserve">, vol. 19, no. 1, p. 211, 2019. doi: 10.1186/s12911-019-0918-5.</w:t>
+      </w:r>
+    </w:p>
+    <w:p>
+      <w:pPr>
+        <w:pStyle w:val="a0"/>
+      </w:pPr>
+      <w:r>
+        <w:t xml:space="preserve">[14] M.-H. Hung, L.-C. Shih, Y.-C. Wang, H.-B. Leu, P.-H. Huang, T.-C. Wu, S.-J. Lin, W.-H. Pan, J.-W. Chen, and C.-C. Huang,</w:t>
+      </w:r>
+      <w:r>
+        <w:t xml:space="preserve"> </w:t>
+      </w:r>
+      <w:r>
+        <w:t xml:space="preserve">“Prediction of masked hypertension and masked uncontrolled hypertension using machine learning,”</w:t>
       </w:r>
       <w:r>
         <w:t xml:space="preserve"> </w:t>
@@ -458,28 +401,21 @@
         <w:t xml:space="preserve">Frontiers in Cardiovascular Medicine</w:t>
       </w:r>
       <w:r>
-        <w:t xml:space="preserve">,</w:t>
-      </w:r>
-      <w:r>
-        <w:t xml:space="preserve"> </w:t>
-      </w:r>
-      <w:r>
-        <w:rPr>
-          <w:i/>
-          <w:iCs/>
-        </w:rPr>
-        <w:t xml:space="preserve">8</w:t>
-      </w:r>
-      <w:r>
-        <w:t xml:space="preserve">, 778306. https://doi.org/10.3389/fcvm.2021.778306</w:t>
-      </w:r>
-    </w:p>
-    <w:p>
-      <w:pPr>
-        <w:pStyle w:val="a0"/>
-      </w:pPr>
-      <w:r>
-        <w:t xml:space="preserve">[15] Liu, Y.-Q., Chang, T.-W., Lee, L.-C., Chen, C.-Y., Hsu, P.-S., Tsan, Y.-T., Yang, C.-T., &amp; Chu, W.-M. (2024). Use of machine learning to predict the incidence of type 2 diabetes among relatively healthy adults: A 10-year longitudinal study in Taiwan.</w:t>
+        <w:t xml:space="preserve">, vol. 8, p. 778306, 2021. doi: 10.3389/fcvm.2021.778306.</w:t>
+      </w:r>
+    </w:p>
+    <w:p>
+      <w:pPr>
+        <w:pStyle w:val="a0"/>
+      </w:pPr>
+      <w:r>
+        <w:t xml:space="preserve">[15] Y.-Q. Liu, T.-W. Chang, L.-C. Lee, C.-Y. Chen, P.-S. Hsu, Y.-T. Tsan, C.-T. Yang, and W.-M. Chu,</w:t>
+      </w:r>
+      <w:r>
+        <w:t xml:space="preserve"> </w:t>
+      </w:r>
+      <w:r>
+        <w:t xml:space="preserve">“Use of machine learning to predict the incidence of type 2 diabetes among relatively healthy adults: A 10-year longitudinal study in Taiwan,”</w:t>
       </w:r>
       <w:r>
         <w:t xml:space="preserve"> </w:t>
@@ -492,28 +428,21 @@
         <w:t xml:space="preserve">Diagnostics</w:t>
       </w:r>
       <w:r>
-        <w:t xml:space="preserve">,</w:t>
-      </w:r>
-      <w:r>
-        <w:t xml:space="preserve"> </w:t>
-      </w:r>
-      <w:r>
-        <w:rPr>
-          <w:i/>
-          <w:iCs/>
-        </w:rPr>
-        <w:t xml:space="preserve">15</w:t>
-      </w:r>
-      <w:r>
-        <w:t xml:space="preserve">(1), 72. https://doi.org/10.3390/diagnostics15010072</w:t>
-      </w:r>
-    </w:p>
-    <w:p>
-      <w:pPr>
-        <w:pStyle w:val="a0"/>
-      </w:pPr>
-      <w:r>
-        <w:t xml:space="preserve">[16] Wang, C.-C., Chu, T.-W., &amp; Jang, J.-S. R. (2024). Next-visit prediction and prevention of hypertension using large-scale routine health checkup data.</w:t>
+        <w:t xml:space="preserve">, vol. 15, no. 1, p. 72, 2024. doi: 10.3390/diagnostics15010072.</w:t>
+      </w:r>
+    </w:p>
+    <w:p>
+      <w:pPr>
+        <w:pStyle w:val="a0"/>
+      </w:pPr>
+      <w:r>
+        <w:t xml:space="preserve">[16] C.-C. Wang, T.-W. Chu, and J.-S. R. Jang,</w:t>
+      </w:r>
+      <w:r>
+        <w:t xml:space="preserve"> </w:t>
+      </w:r>
+      <w:r>
+        <w:t xml:space="preserve">“Next-visit prediction and prevention of hypertension using large-scale routine health checkup data,”</w:t>
       </w:r>
       <w:r>
         <w:t xml:space="preserve"> </w:t>
@@ -526,28 +455,21 @@
         <w:t xml:space="preserve">PLoS ONE</w:t>
       </w:r>
       <w:r>
-        <w:t xml:space="preserve">,</w:t>
-      </w:r>
-      <w:r>
-        <w:t xml:space="preserve"> </w:t>
-      </w:r>
-      <w:r>
-        <w:rPr>
-          <w:i/>
-          <w:iCs/>
-        </w:rPr>
-        <w:t xml:space="preserve">19</w:t>
-      </w:r>
-      <w:r>
-        <w:t xml:space="preserve">(11), e0313658. https://doi.org/10.1371/journal.pone.0313658</w:t>
-      </w:r>
-    </w:p>
-    <w:p>
-      <w:pPr>
-        <w:pStyle w:val="a0"/>
-      </w:pPr>
-      <w:r>
-        <w:t xml:space="preserve">[17] Majcherek, D., Ciesielski, A., &amp; Sobczak, P. (2025). AI-driven analysis of diabetes risk determinants in U.S. adults: Exploring disease prevalence and health factors.</w:t>
+        <w:t xml:space="preserve">, vol. 19, no. 11, p. e0313658, 2024. doi: 10.1371/journal.pone.0313658.</w:t>
+      </w:r>
+    </w:p>
+    <w:p>
+      <w:pPr>
+        <w:pStyle w:val="a0"/>
+      </w:pPr>
+      <w:r>
+        <w:t xml:space="preserve">[17] D. Majcherek, A. Ciesielski, and P. Sobczak,</w:t>
+      </w:r>
+      <w:r>
+        <w:t xml:space="preserve"> </w:t>
+      </w:r>
+      <w:r>
+        <w:t xml:space="preserve">“AI-driven analysis of diabetes risk determinants in U.S. adults: Exploring disease prevalence and health factors,”</w:t>
       </w:r>
       <w:r>
         <w:t xml:space="preserve"> </w:t>
@@ -560,28 +482,21 @@
         <w:t xml:space="preserve">PLoS ONE</w:t>
       </w:r>
       <w:r>
-        <w:t xml:space="preserve">,</w:t>
-      </w:r>
-      <w:r>
-        <w:t xml:space="preserve"> </w:t>
-      </w:r>
-      <w:r>
-        <w:rPr>
-          <w:i/>
-          <w:iCs/>
-        </w:rPr>
-        <w:t xml:space="preserve">20</w:t>
-      </w:r>
-      <w:r>
-        <w:t xml:space="preserve">(9), e0328655. https://doi.org/10.1371/journal.pone.0328655</w:t>
-      </w:r>
-    </w:p>
-    <w:p>
-      <w:pPr>
-        <w:pStyle w:val="a0"/>
-      </w:pPr>
-      <w:r>
-        <w:t xml:space="preserve">[18] Luo, Y., Wu, Q., Meng, R., Lian, F., Jiang, C., Hu, M., Wang, Y., &amp; Ma, H. (2024). Associations of serum uric acid with cardiovascular disease risk factors: A retrospective cohort study in southeastern China.</w:t>
+        <w:t xml:space="preserve">, vol. 20, no. 9, p. e0328655, 2025. doi: 10.1371/journal.pone.0328655.</w:t>
+      </w:r>
+    </w:p>
+    <w:p>
+      <w:pPr>
+        <w:pStyle w:val="a0"/>
+      </w:pPr>
+      <w:r>
+        <w:t xml:space="preserve">[18] Y. Luo, Q. Wu, R. Meng, F. Lian, C. Jiang, M. Hu, Y. Wang, and H. Ma,</w:t>
+      </w:r>
+      <w:r>
+        <w:t xml:space="preserve"> </w:t>
+      </w:r>
+      <w:r>
+        <w:t xml:space="preserve">“Associations of serum uric acid with cardiovascular disease risk factors: A retrospective cohort study in southeastern China,”</w:t>
       </w:r>
       <w:r>
         <w:t xml:space="preserve"> </w:t>
@@ -594,28 +509,21 @@
         <w:t xml:space="preserve">BMJ Open</w:t>
       </w:r>
       <w:r>
-        <w:t xml:space="preserve">,</w:t>
-      </w:r>
-      <w:r>
-        <w:t xml:space="preserve"> </w:t>
-      </w:r>
-      <w:r>
-        <w:rPr>
-          <w:i/>
-          <w:iCs/>
-        </w:rPr>
-        <w:t xml:space="preserve">13</w:t>
-      </w:r>
-      <w:r>
-        <w:t xml:space="preserve">(9), e073930. https://doi.org/10.1136/bmjopen-2023-073930</w:t>
-      </w:r>
-    </w:p>
-    <w:p>
-      <w:pPr>
-        <w:pStyle w:val="a0"/>
-      </w:pPr>
-      <w:r>
-        <w:t xml:space="preserve">[19] Luo, Y., Wu, Q., Meng, R., Lian, F., Jiang, C., Hu, M., Wang, Y., &amp; Ma, H. (2023). Associations of serum uric acid with cardiovascular disease risk factors [Dataset].</w:t>
+        <w:t xml:space="preserve">, vol. 13, no. 9, p. e073930, 2024. doi: 10.1136/bmjopen-2023-073930.</w:t>
+      </w:r>
+    </w:p>
+    <w:p>
+      <w:pPr>
+        <w:pStyle w:val="a0"/>
+      </w:pPr>
+      <w:r>
+        <w:t xml:space="preserve">[19] Y. Luo, Q. Wu, R. Meng, F. Lian, C. Jiang, M. Hu, Y. Wang, and H. Ma,</w:t>
+      </w:r>
+      <w:r>
+        <w:t xml:space="preserve"> </w:t>
+      </w:r>
+      <w:r>
+        <w:t xml:space="preserve">“Associations of serum uric acid with cardiovascular disease risk factors [Dataset],”</w:t>
       </w:r>
       <w:r>
         <w:t xml:space="preserve"> </w:t>
@@ -628,15 +536,21 @@
         <w:t xml:space="preserve">Dryad Digital Repository</w:t>
       </w:r>
       <w:r>
-        <w:t xml:space="preserve">. https://doi.org/10.5061/dryad.z08kprrk1</w:t>
-      </w:r>
-    </w:p>
-    <w:p>
-      <w:pPr>
-        <w:pStyle w:val="a0"/>
-      </w:pPr>
-      <w:r>
-        <w:t xml:space="preserve">[20] James, P. A., Oparil, S., Carter, B. L., Cushman, W. C., Dennison-Himmelfarb, C., Handler, J., Lackland, D. T., LeFevre, M. L., MacKenzie, T. D., Ogedegbe, O., Smith, S. C., Jr., Svetkey, L. P., Taler, S. J., Townsend, R. R., Wright, J. T., Jr., Narva, A. S., &amp; Ortiz, E. (2014). 2014 evidence-based guideline for the management of high blood pressure in adults: Report from the panel members appointed to the Eighth Joint National Committee (JNC 8).</w:t>
+        <w:t xml:space="preserve">, 2023. doi: 10.5061/dryad.z08kprrk1.</w:t>
+      </w:r>
+    </w:p>
+    <w:p>
+      <w:pPr>
+        <w:pStyle w:val="a0"/>
+      </w:pPr>
+      <w:r>
+        <w:t xml:space="preserve">[20] P. A. James, S. Oparil, B. L. Carter, W. C. Cushman, C. Dennison-Himmelfarb, J. Handler, D. T. Lackland, M. L. LeFevre, T. D. MacKenzie, O. Ogedegbe, S. C. Smith Jr., L. P. Svetkey, S. J. Taler, R. R. Townsend, J. T. Wright Jr., A. S. Narva, and E. Ortiz,</w:t>
+      </w:r>
+      <w:r>
+        <w:t xml:space="preserve"> </w:t>
+      </w:r>
+      <w:r>
+        <w:t xml:space="preserve">“2014 evidence-based guideline for the management of high blood pressure in adults: Report from the panel members appointed to the Eighth Joint National Committee (JNC 8),”</w:t>
       </w:r>
       <w:r>
         <w:t xml:space="preserve"> </w:t>
@@ -649,28 +563,21 @@
         <w:t xml:space="preserve">JAMA</w:t>
       </w:r>
       <w:r>
-        <w:t xml:space="preserve">,</w:t>
-      </w:r>
-      <w:r>
-        <w:t xml:space="preserve"> </w:t>
-      </w:r>
-      <w:r>
-        <w:rPr>
-          <w:i/>
-          <w:iCs/>
-        </w:rPr>
-        <w:t xml:space="preserve">311</w:t>
-      </w:r>
-      <w:r>
-        <w:t xml:space="preserve">(5), 507–520. https://doi.org/10.1001/jama.2013.284427</w:t>
-      </w:r>
-    </w:p>
-    <w:p>
-      <w:pPr>
-        <w:pStyle w:val="a0"/>
-      </w:pPr>
-      <w:r>
-        <w:t xml:space="preserve">[21] American Diabetes Association. (2025). Standards of care in diabetes—2025.</w:t>
+        <w:t xml:space="preserve">, vol. 311, no. 5, pp. 507–520, 2014. doi: 10.1001/jama.2013.284427.</w:t>
+      </w:r>
+    </w:p>
+    <w:p>
+      <w:pPr>
+        <w:pStyle w:val="a0"/>
+      </w:pPr>
+      <w:r>
+        <w:t xml:space="preserve">[21] American Diabetes Association,</w:t>
+      </w:r>
+      <w:r>
+        <w:t xml:space="preserve"> </w:t>
+      </w:r>
+      <w:r>
+        <w:t xml:space="preserve">“Standards of care in diabetes—2025,”</w:t>
       </w:r>
       <w:r>
         <w:t xml:space="preserve"> </w:t>
@@ -683,28 +590,21 @@
         <w:t xml:space="preserve">Diabetes Care</w:t>
       </w:r>
       <w:r>
-        <w:t xml:space="preserve">,</w:t>
-      </w:r>
-      <w:r>
-        <w:t xml:space="preserve"> </w:t>
-      </w:r>
-      <w:r>
-        <w:rPr>
-          <w:i/>
-          <w:iCs/>
-        </w:rPr>
-        <w:t xml:space="preserve">48</w:t>
-      </w:r>
-      <w:r>
-        <w:t xml:space="preserve">(Suppl 1).</w:t>
-      </w:r>
-    </w:p>
-    <w:p>
-      <w:pPr>
-        <w:pStyle w:val="a0"/>
-      </w:pPr>
-      <w:r>
-        <w:t xml:space="preserve">[22] National Cholesterol Education Program (NCEP) Expert Panel on Detection, Evaluation, and Treatment of High Blood Cholesterol in Adults (Adult Treatment Panel III). (2002). Third report of the National Cholesterol Education Program (NCEP) expert panel on detection, evaluation, and treatment of high blood cholesterol in adults (Adult Treatment Panel III) final report.</w:t>
+        <w:t xml:space="preserve">, vol. 48, Suppl. 1, 2025.</w:t>
+      </w:r>
+    </w:p>
+    <w:p>
+      <w:pPr>
+        <w:pStyle w:val="a0"/>
+      </w:pPr>
+      <w:r>
+        <w:t xml:space="preserve">[22] National Cholesterol Education Program (NCEP) Expert Panel on Detection, Evaluation, and Treatment of High Blood Cholesterol in Adults (Adult Treatment Panel III),</w:t>
+      </w:r>
+      <w:r>
+        <w:t xml:space="preserve"> </w:t>
+      </w:r>
+      <w:r>
+        <w:t xml:space="preserve">“Third report of the National Cholesterol Education Program (NCEP) expert panel on detection, evaluation, and treatment of high blood cholesterol in adults (Adult Treatment Panel III) final report,”</w:t>
       </w:r>
       <w:r>
         <w:t xml:space="preserve"> </w:t>
@@ -717,28 +617,21 @@
         <w:t xml:space="preserve">Circulation</w:t>
       </w:r>
       <w:r>
-        <w:t xml:space="preserve">,</w:t>
-      </w:r>
-      <w:r>
-        <w:t xml:space="preserve"> </w:t>
-      </w:r>
-      <w:r>
-        <w:rPr>
-          <w:i/>
-          <w:iCs/>
-        </w:rPr>
-        <w:t xml:space="preserve">106</w:t>
-      </w:r>
-      <w:r>
-        <w:t xml:space="preserve">(25), 3143–3421. https://doi.org/10.1161/01.CIR.0000038419.01177.FA</w:t>
-      </w:r>
-    </w:p>
-    <w:p>
-      <w:pPr>
-        <w:pStyle w:val="a0"/>
-      </w:pPr>
-      <w:r>
-        <w:t xml:space="preserve">[23] Sun, D., Liu, J., Xiao, L., Liu, Y., Wang, Z., Li, C., Jin, Y., Zhao, Q., &amp; Wen, S. (2017). Recent development of risk-prediction models for incident hypertension: An updated systematic review.</w:t>
+        <w:t xml:space="preserve">, vol. 106, no. 25, pp. 3143–3421, 2002. doi: 10.1161/01.CIR.0000038419.01177.FA.</w:t>
+      </w:r>
+    </w:p>
+    <w:p>
+      <w:pPr>
+        <w:pStyle w:val="a0"/>
+      </w:pPr>
+      <w:r>
+        <w:t xml:space="preserve">[23] D. Sun, J. Liu, L. Xiao, Y. Liu, Z. Wang, C. Li, Y. Jin, Q. Zhao, and S. Wen,</w:t>
+      </w:r>
+      <w:r>
+        <w:t xml:space="preserve"> </w:t>
+      </w:r>
+      <w:r>
+        <w:t xml:space="preserve">“Recent development of risk-prediction models for incident hypertension: An updated systematic review,”</w:t>
       </w:r>
       <w:r>
         <w:t xml:space="preserve"> </w:t>
@@ -751,28 +644,21 @@
         <w:t xml:space="preserve">PLoS ONE</w:t>
       </w:r>
       <w:r>
-        <w:t xml:space="preserve">,</w:t>
-      </w:r>
-      <w:r>
-        <w:t xml:space="preserve"> </w:t>
-      </w:r>
-      <w:r>
-        <w:rPr>
-          <w:i/>
-          <w:iCs/>
-        </w:rPr>
-        <w:t xml:space="preserve">12</w:t>
-      </w:r>
-      <w:r>
-        <w:t xml:space="preserve">(10), e0187240. https://doi.org/10.1371/journal.pone.0187240</w:t>
-      </w:r>
-    </w:p>
-    <w:p>
-      <w:pPr>
-        <w:pStyle w:val="a0"/>
-      </w:pPr>
-      <w:r>
-        <w:t xml:space="preserve">[24] He, H., &amp; Garcia, E. A. (2009). Learning from imbalanced data.</w:t>
+        <w:t xml:space="preserve">, vol. 12, no. 10, p. e0187240, 2017. doi: 10.1371/journal.pone.0187240.</w:t>
+      </w:r>
+    </w:p>
+    <w:p>
+      <w:pPr>
+        <w:pStyle w:val="a0"/>
+      </w:pPr>
+      <w:r>
+        <w:t xml:space="preserve">[24] H. He and E. A. Garcia,</w:t>
+      </w:r>
+      <w:r>
+        <w:t xml:space="preserve"> </w:t>
+      </w:r>
+      <w:r>
+        <w:t xml:space="preserve">“Learning from imbalanced data,”</w:t>
       </w:r>
       <w:r>
         <w:t xml:space="preserve"> </w:t>
@@ -785,28 +671,21 @@
         <w:t xml:space="preserve">IEEE Transactions on Knowledge and Data Engineering</w:t>
       </w:r>
       <w:r>
-        <w:t xml:space="preserve">,</w:t>
-      </w:r>
-      <w:r>
-        <w:t xml:space="preserve"> </w:t>
-      </w:r>
-      <w:r>
-        <w:rPr>
-          <w:i/>
-          <w:iCs/>
-        </w:rPr>
-        <w:t xml:space="preserve">21</w:t>
-      </w:r>
-      <w:r>
-        <w:t xml:space="preserve">(9), 1263–1284. https://doi.org/10.1109/TKDE.2008.239</w:t>
-      </w:r>
-    </w:p>
-    <w:p>
-      <w:pPr>
-        <w:pStyle w:val="a0"/>
-      </w:pPr>
-      <w:r>
-        <w:t xml:space="preserve">[25] Chawla, N. V., Bowyer, K. W., Hall, L. O., &amp; Kegelmeyer, W. P. (2002). SMOTE: Synthetic minority over-sampling technique.</w:t>
+        <w:t xml:space="preserve">, vol. 21, no. 9, pp. 1263–1284, 2009. doi: 10.1109/TKDE.2008.239.</w:t>
+      </w:r>
+    </w:p>
+    <w:p>
+      <w:pPr>
+        <w:pStyle w:val="a0"/>
+      </w:pPr>
+      <w:r>
+        <w:t xml:space="preserve">[25] N. V. Chawla, K. W. Bowyer, L. O. Hall, and W. P. Kegelmeyer,</w:t>
+      </w:r>
+      <w:r>
+        <w:t xml:space="preserve"> </w:t>
+      </w:r>
+      <w:r>
+        <w:t xml:space="preserve">“SMOTE: Synthetic minority over-sampling technique,”</w:t>
       </w:r>
       <w:r>
         <w:t xml:space="preserve"> </w:t>
@@ -819,28 +698,21 @@
         <w:t xml:space="preserve">Journal of Artificial Intelligence Research</w:t>
       </w:r>
       <w:r>
-        <w:t xml:space="preserve">,</w:t>
-      </w:r>
-      <w:r>
-        <w:t xml:space="preserve"> </w:t>
-      </w:r>
-      <w:r>
-        <w:rPr>
-          <w:i/>
-          <w:iCs/>
-        </w:rPr>
-        <w:t xml:space="preserve">16</w:t>
-      </w:r>
-      <w:r>
-        <w:t xml:space="preserve">, 321–357. https://doi.org/10.1613/jair.953</w:t>
-      </w:r>
-    </w:p>
-    <w:p>
-      <w:pPr>
-        <w:pStyle w:val="a0"/>
-      </w:pPr>
-      <w:r>
-        <w:t xml:space="preserve">[26] Saito, T., &amp; Rehmsmeier, M. (2015). The precision-recall plot is more informative than the ROC plot when evaluating binary classifiers on imbalanced datasets.</w:t>
+        <w:t xml:space="preserve">, vol. 16, pp. 321–357, 2002. doi: 10.1613/jair.953.</w:t>
+      </w:r>
+    </w:p>
+    <w:p>
+      <w:pPr>
+        <w:pStyle w:val="a0"/>
+      </w:pPr>
+      <w:r>
+        <w:t xml:space="preserve">[26] T. Saito and M. Rehmsmeier,</w:t>
+      </w:r>
+      <w:r>
+        <w:t xml:space="preserve"> </w:t>
+      </w:r>
+      <w:r>
+        <w:t xml:space="preserve">“The precision-recall plot is more informative than the ROC plot when evaluating binary classifiers on imbalanced datasets,”</w:t>
       </w:r>
       <w:r>
         <w:t xml:space="preserve"> </w:t>
@@ -853,28 +725,21 @@
         <w:t xml:space="preserve">PLoS ONE</w:t>
       </w:r>
       <w:r>
-        <w:t xml:space="preserve">,</w:t>
-      </w:r>
-      <w:r>
-        <w:t xml:space="preserve"> </w:t>
-      </w:r>
-      <w:r>
-        <w:rPr>
-          <w:i/>
-          <w:iCs/>
-        </w:rPr>
-        <w:t xml:space="preserve">10</w:t>
-      </w:r>
-      <w:r>
-        <w:t xml:space="preserve">(3), e0118432. https://doi.org/10.1371/journal.pone.0118432</w:t>
-      </w:r>
-    </w:p>
-    <w:p>
-      <w:pPr>
-        <w:pStyle w:val="a0"/>
-      </w:pPr>
-      <w:r>
-        <w:t xml:space="preserve">[27] Tsai, H., Yang, T.-W., Wu, T.-Y., Tu, Y.-C., Chen, C.-L., &amp; Chou, C.-F. (2025). Multitask learning multimodal network for chronic disease prediction.</w:t>
+        <w:t xml:space="preserve">, vol. 10, no. 3, p. e0118432, 2015. doi: 10.1371/journal.pone.0118432.</w:t>
+      </w:r>
+    </w:p>
+    <w:p>
+      <w:pPr>
+        <w:pStyle w:val="a0"/>
+      </w:pPr>
+      <w:r>
+        <w:t xml:space="preserve">[27] H. Tsai, T.-W. Yang, T.-Y. Wu, Y.-C. Tu, C.-L. Chen, and C.-F. Chou,</w:t>
+      </w:r>
+      <w:r>
+        <w:t xml:space="preserve"> </w:t>
+      </w:r>
+      <w:r>
+        <w:t xml:space="preserve">“Multitask learning multimodal network for chronic disease prediction,”</w:t>
       </w:r>
       <w:r>
         <w:t xml:space="preserve"> </w:t>
@@ -887,28 +752,21 @@
         <w:t xml:space="preserve">Scientific Reports</w:t>
       </w:r>
       <w:r>
-        <w:t xml:space="preserve">,</w:t>
-      </w:r>
-      <w:r>
-        <w:t xml:space="preserve"> </w:t>
-      </w:r>
-      <w:r>
-        <w:rPr>
-          <w:i/>
-          <w:iCs/>
-        </w:rPr>
-        <w:t xml:space="preserve">15</w:t>
-      </w:r>
-      <w:r>
-        <w:t xml:space="preserve">(1), 15468. https://doi.org/10.1038/s41598-025-99554-z</w:t>
-      </w:r>
-    </w:p>
-    <w:p>
-      <w:pPr>
-        <w:pStyle w:val="a0"/>
-      </w:pPr>
-      <w:r>
-        <w:t xml:space="preserve">[28] Fisher, R. A. (1936). The use of multiple measurements in taxonomic problems.</w:t>
+        <w:t xml:space="preserve">, vol. 15, no. 1, p. 15468, 2025. doi: 10.1038/s41598-025-99554-z.</w:t>
+      </w:r>
+    </w:p>
+    <w:p>
+      <w:pPr>
+        <w:pStyle w:val="a0"/>
+      </w:pPr>
+      <w:r>
+        <w:t xml:space="preserve">[28] R. A. Fisher,</w:t>
+      </w:r>
+      <w:r>
+        <w:t xml:space="preserve"> </w:t>
+      </w:r>
+      <w:r>
+        <w:t xml:space="preserve">“The use of multiple measurements in taxonomic problems,”</w:t>
       </w:r>
       <w:r>
         <w:t xml:space="preserve"> </w:t>
@@ -921,28 +779,21 @@
         <w:t xml:space="preserve">Annals of Eugenics</w:t>
       </w:r>
       <w:r>
-        <w:t xml:space="preserve">,</w:t>
-      </w:r>
-      <w:r>
-        <w:t xml:space="preserve"> </w:t>
-      </w:r>
-      <w:r>
-        <w:rPr>
-          <w:i/>
-          <w:iCs/>
-        </w:rPr>
-        <w:t xml:space="preserve">7</w:t>
-      </w:r>
-      <w:r>
-        <w:t xml:space="preserve">(2), 179–188. https://doi.org/10.1111/j.1469-1809.1936.tb02137.x</w:t>
-      </w:r>
-    </w:p>
-    <w:p>
-      <w:pPr>
-        <w:pStyle w:val="a0"/>
-      </w:pPr>
-      <w:r>
-        <w:t xml:space="preserve">[29] Breiman, L. (2001). Random forests.</w:t>
+        <w:t xml:space="preserve">, vol. 7, no. 2, pp. 179–188, 1936. doi: 10.1111/j.1469-1809.1936.tb02137.x.</w:t>
+      </w:r>
+    </w:p>
+    <w:p>
+      <w:pPr>
+        <w:pStyle w:val="a0"/>
+      </w:pPr>
+      <w:r>
+        <w:t xml:space="preserve">[29] L. Breiman,</w:t>
+      </w:r>
+      <w:r>
+        <w:t xml:space="preserve"> </w:t>
+      </w:r>
+      <w:r>
+        <w:t xml:space="preserve">“Random forests,”</w:t>
       </w:r>
       <w:r>
         <w:t xml:space="preserve"> </w:t>
@@ -955,52 +806,60 @@
         <w:t xml:space="preserve">Machine Learning</w:t>
       </w:r>
       <w:r>
-        <w:t xml:space="preserve">,</w:t>
-      </w:r>
-      <w:r>
-        <w:t xml:space="preserve"> </w:t>
-      </w:r>
-      <w:r>
-        <w:rPr>
-          <w:i/>
-          <w:iCs/>
-        </w:rPr>
-        <w:t xml:space="preserve">45</w:t>
-      </w:r>
-      <w:r>
-        <w:t xml:space="preserve">(1), 5–32. https://doi.org/10.1023/A:1010933404324</w:t>
-      </w:r>
-    </w:p>
-    <w:p>
-      <w:pPr>
-        <w:pStyle w:val="a0"/>
-      </w:pPr>
-      <w:r>
-        <w:t xml:space="preserve">[30] Chen, T., &amp; Guestrin, C. (2016). XGBoost: A scalable tree boosting system. In</w:t>
-      </w:r>
-      <w:r>
-        <w:t xml:space="preserve"> </w:t>
-      </w:r>
-      <w:r>
-        <w:rPr>
-          <w:i/>
-          <w:iCs/>
-        </w:rPr>
-        <w:t xml:space="preserve">Proceedings of the 22nd ACM SIGKDD International Conference on Knowledge Discovery and Data Mining</w:t>
-      </w:r>
-      <w:r>
-        <w:t xml:space="preserve"> </w:t>
-      </w:r>
-      <w:r>
-        <w:t xml:space="preserve">(pp. 785–794). ACM. https://doi.org/10.1145/2939672.2939785</w:t>
-      </w:r>
-    </w:p>
-    <w:p>
-      <w:pPr>
-        <w:pStyle w:val="a0"/>
-      </w:pPr>
-      <w:r>
-        <w:t xml:space="preserve">[31] Ke, G., Meng, Q., Finley, T., Wang, T., Chen, W., Ma, W., Ye, Q., &amp; Liu, T.-Y. (2017). LightGBM: A highly efficient gradient boosting decision tree. In</w:t>
+        <w:t xml:space="preserve">, vol. 45, no. 1, pp. 5–32, 2001. doi: 10.1023/A:1010933404324.</w:t>
+      </w:r>
+    </w:p>
+    <w:p>
+      <w:pPr>
+        <w:pStyle w:val="a0"/>
+      </w:pPr>
+      <w:r>
+        <w:t xml:space="preserve">[30] T. Chen and C. Guestrin,</w:t>
+      </w:r>
+      <w:r>
+        <w:t xml:space="preserve"> </w:t>
+      </w:r>
+      <w:r>
+        <w:t xml:space="preserve">“XGBoost: A scalable tree boosting system,”</w:t>
+      </w:r>
+      <w:r>
+        <w:t xml:space="preserve"> </w:t>
+      </w:r>
+      <w:r>
+        <w:t xml:space="preserve">in</w:t>
+      </w:r>
+      <w:r>
+        <w:t xml:space="preserve"> </w:t>
+      </w:r>
+      <w:r>
+        <w:rPr>
+          <w:i/>
+          <w:iCs/>
+        </w:rPr>
+        <w:t xml:space="preserve">Proc. 22nd ACM SIGKDD Int. Conf. Knowledge Discovery and Data Mining</w:t>
+      </w:r>
+      <w:r>
+        <w:t xml:space="preserve">, 2016, pp. 785–794. doi: 10.1145/2939672.2939785.</w:t>
+      </w:r>
+    </w:p>
+    <w:p>
+      <w:pPr>
+        <w:pStyle w:val="a0"/>
+      </w:pPr>
+      <w:r>
+        <w:t xml:space="preserve">[31] G. Ke, Q. Meng, T. Finley, T. Wang, W. Chen, W. Ma, Q. Ye, and T.-Y. Liu,</w:t>
+      </w:r>
+      <w:r>
+        <w:t xml:space="preserve"> </w:t>
+      </w:r>
+      <w:r>
+        <w:t xml:space="preserve">“LightGBM: A highly efficient gradient boosting decision tree,”</w:t>
+      </w:r>
+      <w:r>
+        <w:t xml:space="preserve"> </w:t>
+      </w:r>
+      <w:r>
+        <w:t xml:space="preserve">in</w:t>
       </w:r>
       <w:r>
         <w:t xml:space="preserve"> </w:t>
@@ -1013,18 +872,21 @@
         <w:t xml:space="preserve">Advances in Neural Information Processing Systems 30</w:t>
       </w:r>
       <w:r>
-        <w:t xml:space="preserve"> </w:t>
-      </w:r>
-      <w:r>
-        <w:t xml:space="preserve">(pp. 3146–3154).</w:t>
-      </w:r>
-    </w:p>
-    <w:p>
-      <w:pPr>
-        <w:pStyle w:val="a0"/>
-      </w:pPr>
-      <w:r>
-        <w:t xml:space="preserve">[32] Cortes, C., &amp; Vapnik, V. (1995). Support-vector networks.</w:t>
+        <w:t xml:space="preserve">, 2017, pp. 3146–3154.</w:t>
+      </w:r>
+    </w:p>
+    <w:p>
+      <w:pPr>
+        <w:pStyle w:val="a0"/>
+      </w:pPr>
+      <w:r>
+        <w:t xml:space="preserve">[32] C. Cortes and V. Vapnik,</w:t>
+      </w:r>
+      <w:r>
+        <w:t xml:space="preserve"> </w:t>
+      </w:r>
+      <w:r>
+        <w:t xml:space="preserve">“Support-vector networks,”</w:t>
       </w:r>
       <w:r>
         <w:t xml:space="preserve"> </w:t>
@@ -1037,28 +899,21 @@
         <w:t xml:space="preserve">Machine Learning</w:t>
       </w:r>
       <w:r>
-        <w:t xml:space="preserve">,</w:t>
-      </w:r>
-      <w:r>
-        <w:t xml:space="preserve"> </w:t>
-      </w:r>
-      <w:r>
-        <w:rPr>
-          <w:i/>
-          <w:iCs/>
-        </w:rPr>
-        <w:t xml:space="preserve">20</w:t>
-      </w:r>
-      <w:r>
-        <w:t xml:space="preserve">(3), 273–297. https://doi.org/10.1007/BF00994018</w:t>
-      </w:r>
-    </w:p>
-    <w:p>
-      <w:pPr>
-        <w:pStyle w:val="a0"/>
-      </w:pPr>
-      <w:r>
-        <w:t xml:space="preserve">[33] Rumelhart, D. E., Hinton, G. E., &amp; Williams, R. J. (1986). Learning representations by back-propagating errors.</w:t>
+        <w:t xml:space="preserve">, vol. 20, no. 3, pp. 273–297, 1995. doi: 10.1007/BF00994018.</w:t>
+      </w:r>
+    </w:p>
+    <w:p>
+      <w:pPr>
+        <w:pStyle w:val="a0"/>
+      </w:pPr>
+      <w:r>
+        <w:t xml:space="preserve">[33] D. E. Rumelhart, G. E. Hinton, and R. J. Williams,</w:t>
+      </w:r>
+      <w:r>
+        <w:t xml:space="preserve"> </w:t>
+      </w:r>
+      <w:r>
+        <w:t xml:space="preserve">“Learning representations by back-propagating errors,”</w:t>
       </w:r>
       <w:r>
         <w:t xml:space="preserve"> </w:t>
@@ -1071,28 +926,21 @@
         <w:t xml:space="preserve">Nature</w:t>
       </w:r>
       <w:r>
-        <w:t xml:space="preserve">,</w:t>
-      </w:r>
-      <w:r>
-        <w:t xml:space="preserve"> </w:t>
-      </w:r>
-      <w:r>
-        <w:rPr>
-          <w:i/>
-          <w:iCs/>
-        </w:rPr>
-        <w:t xml:space="preserve">323</w:t>
-      </w:r>
-      <w:r>
-        <w:t xml:space="preserve">(6088), 533–536. https://doi.org/10.1038/323533a0</w:t>
-      </w:r>
-    </w:p>
-    <w:p>
-      <w:pPr>
-        <w:pStyle w:val="a0"/>
-      </w:pPr>
-      <w:r>
-        <w:t xml:space="preserve">[34] Cranmer, M. (2023). Interpretable machine learning for science with PySR and SymbolicRegression.jl.</w:t>
+        <w:t xml:space="preserve">, vol. 323, no. 6088, pp. 533–536, 1986. doi: 10.1038/323533a0.</w:t>
+      </w:r>
+    </w:p>
+    <w:p>
+      <w:pPr>
+        <w:pStyle w:val="a0"/>
+      </w:pPr>
+      <w:r>
+        <w:t xml:space="preserve">[34] M. Cranmer,</w:t>
+      </w:r>
+      <w:r>
+        <w:t xml:space="preserve"> </w:t>
+      </w:r>
+      <w:r>
+        <w:t xml:space="preserve">“Interpretable machine learning for science with PySR and SymbolicRegression.jl,”</w:t>
       </w:r>
       <w:r>
         <w:t xml:space="preserve"> </w:t>
@@ -1105,15 +953,15 @@
         <w:t xml:space="preserve">arXiv</w:t>
       </w:r>
       <w:r>
-        <w:t xml:space="preserve">. https://doi.org/10.48550/arXiv.2305.01582</w:t>
-      </w:r>
-    </w:p>
-    <w:p>
-      <w:pPr>
-        <w:pStyle w:val="a0"/>
-      </w:pPr>
-      <w:r>
-        <w:t xml:space="preserve">[35] U.S. Department of Agriculture and U.S. Department of Health and Human Services. (2025).</w:t>
+        <w:t xml:space="preserve">, 2023. doi: 10.48550/arXiv.2305.01582.</w:t>
+      </w:r>
+    </w:p>
+    <w:p>
+      <w:pPr>
+        <w:pStyle w:val="a0"/>
+      </w:pPr>
+      <w:r>
+        <w:t xml:space="preserve">[35] U.S. Department of Agriculture and U.S. Department of Health and Human Services,</w:t>
       </w:r>
       <w:r>
         <w:t xml:space="preserve"> </w:t>
@@ -1126,18 +974,21 @@
         <w:t xml:space="preserve">Dietary Guidelines for Americans, 2025–2030</w:t>
       </w:r>
       <w:r>
-        <w:t xml:space="preserve"> </w:t>
-      </w:r>
-      <w:r>
-        <w:t xml:space="preserve">(10th ed.). https://www.dietaryguidelines.gov/</w:t>
-      </w:r>
-    </w:p>
-    <w:p>
-      <w:pPr>
-        <w:pStyle w:val="a0"/>
-      </w:pPr>
-      <w:r>
-        <w:t xml:space="preserve">[36] Walonoski, J., Kramer, M., Nichols, J., Quina, A., Moesel, C., Hall, D., Duffett, C., Dube, K., Gallagher, T., &amp; McLachlan, S. (2018). Synthea: An approach, method, and software mechanism for generating synthetic patients and the synthetic electronic health care record.</w:t>
+        <w:t xml:space="preserve">, 10th ed., 2025. [Online]. Available: https://www.dietaryguidelines.gov/</w:t>
+      </w:r>
+    </w:p>
+    <w:p>
+      <w:pPr>
+        <w:pStyle w:val="a0"/>
+      </w:pPr>
+      <w:r>
+        <w:t xml:space="preserve">[36] J. Walonoski, M. Kramer, J. Nichols, A. Quina, C. Moesel, D. Hall, C. Duffett, K. Dube, T. Gallagher, and S. McLachlan,</w:t>
+      </w:r>
+      <w:r>
+        <w:t xml:space="preserve"> </w:t>
+      </w:r>
+      <w:r>
+        <w:t xml:space="preserve">“Synthea: An approach, method, and software mechanism for generating synthetic patients and the synthetic electronic health care record,”</w:t>
       </w:r>
       <w:r>
         <w:t xml:space="preserve"> </w:t>
@@ -1150,20 +1001,7 @@
         <w:t xml:space="preserve">Journal of the American Medical Informatics Association</w:t>
       </w:r>
       <w:r>
-        <w:t xml:space="preserve">,</w:t>
-      </w:r>
-      <w:r>
-        <w:t xml:space="preserve"> </w:t>
-      </w:r>
-      <w:r>
-        <w:rPr>
-          <w:i/>
-          <w:iCs/>
-        </w:rPr>
-        <w:t xml:space="preserve">25</w:t>
-      </w:r>
-      <w:r>
-        <w:t xml:space="preserve">(3), 230–238. https://doi.org/10.1093/jamia/ocx079</w:t>
+        <w:t xml:space="preserve">, vol. 25, no. 3, pp. 230–238, 2018. doi: 10.1093/jamia/ocx079.</w:t>
       </w:r>
     </w:p>
     <w:p>

--- a/docs/00_thesis/chapters/09_參考文獻.docx
+++ b/docs/00_thesis/chapters/09_參考文獻.docx
@@ -53,7 +53,7 @@
         <w:t xml:space="preserve">Global Report on Hypertension: The Race Against a Silent Killer</w:t>
       </w:r>
       <w:r>
-        <w:t xml:space="preserve">. WHO, 2023. [Online]. Available: https://www.who.int/publications/i/item/9789240081348</w:t>
+        <w:t xml:space="preserve">. WHO, 2023. [Online]. Available: https://www.who.int/publications/i/item/9789240081062</w:t>
       </w:r>
     </w:p>
     <w:p>
@@ -490,7 +490,115 @@
         <w:pStyle w:val="a0"/>
       </w:pPr>
       <w:r>
-        <w:t xml:space="preserve">[18] Y. Luo, Q. Wu, R. Meng, F. Lian, C. Jiang, M. Hu, Y. Wang, and H. Ma,</w:t>
+        <w:t xml:space="preserve">[18] D. Sun, J. Liu, L. Xiao, Y. Liu, Z. Wang, C. Li, Y. Jin, Q. Zhao, and S. Wen,</w:t>
+      </w:r>
+      <w:r>
+        <w:t xml:space="preserve"> </w:t>
+      </w:r>
+      <w:r>
+        <w:t xml:space="preserve">“Recent development of risk-prediction models for incident hypertension: An updated systematic review,”</w:t>
+      </w:r>
+      <w:r>
+        <w:t xml:space="preserve"> </w:t>
+      </w:r>
+      <w:r>
+        <w:rPr>
+          <w:i/>
+          <w:iCs/>
+        </w:rPr>
+        <w:t xml:space="preserve">PLoS ONE</w:t>
+      </w:r>
+      <w:r>
+        <w:t xml:space="preserve">, vol. 12, no. 10, p. e0187240, 2017. doi: 10.1371/journal.pone.0187240.</w:t>
+      </w:r>
+    </w:p>
+    <w:p>
+      <w:pPr>
+        <w:pStyle w:val="a0"/>
+      </w:pPr>
+      <w:r>
+        <w:t xml:space="preserve">[19] H. He and E. A. Garcia,</w:t>
+      </w:r>
+      <w:r>
+        <w:t xml:space="preserve"> </w:t>
+      </w:r>
+      <w:r>
+        <w:t xml:space="preserve">“Learning from imbalanced data,”</w:t>
+      </w:r>
+      <w:r>
+        <w:t xml:space="preserve"> </w:t>
+      </w:r>
+      <w:r>
+        <w:rPr>
+          <w:i/>
+          <w:iCs/>
+        </w:rPr>
+        <w:t xml:space="preserve">IEEE Transactions on Knowledge and Data Engineering</w:t>
+      </w:r>
+      <w:r>
+        <w:t xml:space="preserve">, vol. 21, no. 9, pp. 1263–1284, 2009. doi: 10.1109/TKDE.2008.239.</w:t>
+      </w:r>
+    </w:p>
+    <w:p>
+      <w:pPr>
+        <w:pStyle w:val="a0"/>
+      </w:pPr>
+      <w:r>
+        <w:t xml:space="preserve">[20] N. V. Chawla, K. W. Bowyer, L. O. Hall, and W. P. Kegelmeyer,</w:t>
+      </w:r>
+      <w:r>
+        <w:t xml:space="preserve"> </w:t>
+      </w:r>
+      <w:r>
+        <w:t xml:space="preserve">“SMOTE: Synthetic minority over-sampling technique,”</w:t>
+      </w:r>
+      <w:r>
+        <w:t xml:space="preserve"> </w:t>
+      </w:r>
+      <w:r>
+        <w:rPr>
+          <w:i/>
+          <w:iCs/>
+        </w:rPr>
+        <w:t xml:space="preserve">Journal of Artificial Intelligence Research</w:t>
+      </w:r>
+      <w:r>
+        <w:t xml:space="preserve">, vol. 16, pp. 321–357, 2002. doi: 10.1613/jair.953.</w:t>
+      </w:r>
+    </w:p>
+    <w:p>
+      <w:pPr>
+        <w:pStyle w:val="a0"/>
+      </w:pPr>
+      <w:r>
+        <w:t xml:space="preserve">[21] H. Tsai, T.-W. Yang, T.-Y. Wu, Y.-C. Tu, C.-L. Chen, and C.-F. Chou,</w:t>
+      </w:r>
+      <w:r>
+        <w:t xml:space="preserve"> </w:t>
+      </w:r>
+      <w:r>
+        <w:t xml:space="preserve">“Multitask learning multimodal network for chronic disease prediction,”</w:t>
+      </w:r>
+      <w:r>
+        <w:t xml:space="preserve"> </w:t>
+      </w:r>
+      <w:r>
+        <w:rPr>
+          <w:i/>
+          <w:iCs/>
+        </w:rPr>
+        <w:t xml:space="preserve">Scientific Reports</w:t>
+      </w:r>
+      <w:r>
+        <w:t xml:space="preserve">, vol. 15, no. 1, p. 15468, 2025. doi: 10.1038/s41598-025-99554-z.</w:t>
+      </w:r>
+    </w:p>
+    <w:p>
+      <w:pPr>
+        <w:pStyle w:val="a0"/>
+      </w:pPr>
+      <w:r>
+        <w:t xml:space="preserve">[22] Y. Luo, Q. Wu, R. Meng, F. Lian, C. Jiang, M. Hu, Y. Wang, and H. Ma,</w:t>
       </w:r>
       <w:r>
         <w:t xml:space="preserve"> </w:t>
@@ -509,15 +617,15 @@
         <w:t xml:space="preserve">BMJ Open</w:t>
       </w:r>
       <w:r>
-        <w:t xml:space="preserve">, vol. 13, no. 9, p. e073930, 2024. doi: 10.1136/bmjopen-2023-073930.</w:t>
-      </w:r>
-    </w:p>
-    <w:p>
-      <w:pPr>
-        <w:pStyle w:val="a0"/>
-      </w:pPr>
-      <w:r>
-        <w:t xml:space="preserve">[19] Y. Luo, Q. Wu, R. Meng, F. Lian, C. Jiang, M. Hu, Y. Wang, and H. Ma,</w:t>
+        <w:t xml:space="preserve">, vol. 13, no. 9, p. e073930, 2023. doi: 10.1136/bmjopen-2023-073930.</w:t>
+      </w:r>
+    </w:p>
+    <w:p>
+      <w:pPr>
+        <w:pStyle w:val="a0"/>
+      </w:pPr>
+      <w:r>
+        <w:t xml:space="preserve">[23] Y. Luo, Q. Wu, R. Meng, F. Lian, C. Jiang, M. Hu, Y. Wang, and H. Ma,</w:t>
       </w:r>
       <w:r>
         <w:t xml:space="preserve"> </w:t>
@@ -544,7 +652,7 @@
         <w:pStyle w:val="a0"/>
       </w:pPr>
       <w:r>
-        <w:t xml:space="preserve">[20] P. A. James, S. Oparil, B. L. Carter, W. C. Cushman, C. Dennison-Himmelfarb, J. Handler, D. T. Lackland, M. L. LeFevre, T. D. MacKenzie, O. Ogedegbe, S. C. Smith Jr., L. P. Svetkey, S. J. Taler, R. R. Townsend, J. T. Wright Jr., A. S. Narva, and E. Ortiz,</w:t>
+        <w:t xml:space="preserve">[24] P. A. James, S. Oparil, B. L. Carter, W. C. Cushman, C. Dennison-Himmelfarb, J. Handler, D. T. Lackland, M. L. LeFevre, T. D. MacKenzie, O. Ogedegbe, S. C. Smith Jr., L. P. Svetkey, S. J. Taler, R. R. Townsend, J. T. Wright Jr., A. S. Narva, and E. Ortiz,</w:t>
       </w:r>
       <w:r>
         <w:t xml:space="preserve"> </w:t>
@@ -571,7 +679,7 @@
         <w:pStyle w:val="a0"/>
       </w:pPr>
       <w:r>
-        <w:t xml:space="preserve">[21] American Diabetes Association,</w:t>
+        <w:t xml:space="preserve">[25] American Diabetes Association,</w:t>
       </w:r>
       <w:r>
         <w:t xml:space="preserve"> </w:t>
@@ -598,7 +706,7 @@
         <w:pStyle w:val="a0"/>
       </w:pPr>
       <w:r>
-        <w:t xml:space="preserve">[22] National Cholesterol Education Program (NCEP) Expert Panel on Detection, Evaluation, and Treatment of High Blood Cholesterol in Adults (Adult Treatment Panel III),</w:t>
+        <w:t xml:space="preserve">[26] National Cholesterol Education Program (NCEP) Expert Panel on Detection, Evaluation, and Treatment of High Blood Cholesterol in Adults (Adult Treatment Panel III),</w:t>
       </w:r>
       <w:r>
         <w:t xml:space="preserve"> </w:t>
@@ -625,13 +733,13 @@
         <w:pStyle w:val="a0"/>
       </w:pPr>
       <w:r>
-        <w:t xml:space="preserve">[23] D. Sun, J. Liu, L. Xiao, Y. Liu, Z. Wang, C. Li, Y. Jin, Q. Zhao, and S. Wen,</w:t>
-      </w:r>
-      <w:r>
-        <w:t xml:space="preserve"> </w:t>
-      </w:r>
-      <w:r>
-        <w:t xml:space="preserve">“Recent development of risk-prediction models for incident hypertension: An updated systematic review,”</w:t>
+        <w:t xml:space="preserve">[27] T. Saito and M. Rehmsmeier,</w:t>
+      </w:r>
+      <w:r>
+        <w:t xml:space="preserve"> </w:t>
+      </w:r>
+      <w:r>
+        <w:t xml:space="preserve">“The precision-recall plot is more informative than the ROC plot when evaluating binary classifiers on imbalanced datasets,”</w:t>
       </w:r>
       <w:r>
         <w:t xml:space="preserve"> </w:t>
@@ -644,115 +752,7 @@
         <w:t xml:space="preserve">PLoS ONE</w:t>
       </w:r>
       <w:r>
-        <w:t xml:space="preserve">, vol. 12, no. 10, p. e0187240, 2017. doi: 10.1371/journal.pone.0187240.</w:t>
-      </w:r>
-    </w:p>
-    <w:p>
-      <w:pPr>
-        <w:pStyle w:val="a0"/>
-      </w:pPr>
-      <w:r>
-        <w:t xml:space="preserve">[24] H. He and E. A. Garcia,</w:t>
-      </w:r>
-      <w:r>
-        <w:t xml:space="preserve"> </w:t>
-      </w:r>
-      <w:r>
-        <w:t xml:space="preserve">“Learning from imbalanced data,”</w:t>
-      </w:r>
-      <w:r>
-        <w:t xml:space="preserve"> </w:t>
-      </w:r>
-      <w:r>
-        <w:rPr>
-          <w:i/>
-          <w:iCs/>
-        </w:rPr>
-        <w:t xml:space="preserve">IEEE Transactions on Knowledge and Data Engineering</w:t>
-      </w:r>
-      <w:r>
-        <w:t xml:space="preserve">, vol. 21, no. 9, pp. 1263–1284, 2009. doi: 10.1109/TKDE.2008.239.</w:t>
-      </w:r>
-    </w:p>
-    <w:p>
-      <w:pPr>
-        <w:pStyle w:val="a0"/>
-      </w:pPr>
-      <w:r>
-        <w:t xml:space="preserve">[25] N. V. Chawla, K. W. Bowyer, L. O. Hall, and W. P. Kegelmeyer,</w:t>
-      </w:r>
-      <w:r>
-        <w:t xml:space="preserve"> </w:t>
-      </w:r>
-      <w:r>
-        <w:t xml:space="preserve">“SMOTE: Synthetic minority over-sampling technique,”</w:t>
-      </w:r>
-      <w:r>
-        <w:t xml:space="preserve"> </w:t>
-      </w:r>
-      <w:r>
-        <w:rPr>
-          <w:i/>
-          <w:iCs/>
-        </w:rPr>
-        <w:t xml:space="preserve">Journal of Artificial Intelligence Research</w:t>
-      </w:r>
-      <w:r>
-        <w:t xml:space="preserve">, vol. 16, pp. 321–357, 2002. doi: 10.1613/jair.953.</w:t>
-      </w:r>
-    </w:p>
-    <w:p>
-      <w:pPr>
-        <w:pStyle w:val="a0"/>
-      </w:pPr>
-      <w:r>
-        <w:t xml:space="preserve">[26] T. Saito and M. Rehmsmeier,</w:t>
-      </w:r>
-      <w:r>
-        <w:t xml:space="preserve"> </w:t>
-      </w:r>
-      <w:r>
-        <w:t xml:space="preserve">“The precision-recall plot is more informative than the ROC plot when evaluating binary classifiers on imbalanced datasets,”</w:t>
-      </w:r>
-      <w:r>
-        <w:t xml:space="preserve"> </w:t>
-      </w:r>
-      <w:r>
-        <w:rPr>
-          <w:i/>
-          <w:iCs/>
-        </w:rPr>
-        <w:t xml:space="preserve">PLoS ONE</w:t>
-      </w:r>
-      <w:r>
         <w:t xml:space="preserve">, vol. 10, no. 3, p. e0118432, 2015. doi: 10.1371/journal.pone.0118432.</w:t>
-      </w:r>
-    </w:p>
-    <w:p>
-      <w:pPr>
-        <w:pStyle w:val="a0"/>
-      </w:pPr>
-      <w:r>
-        <w:t xml:space="preserve">[27] H. Tsai, T.-W. Yang, T.-Y. Wu, Y.-C. Tu, C.-L. Chen, and C.-F. Chou,</w:t>
-      </w:r>
-      <w:r>
-        <w:t xml:space="preserve"> </w:t>
-      </w:r>
-      <w:r>
-        <w:t xml:space="preserve">“Multitask learning multimodal network for chronic disease prediction,”</w:t>
-      </w:r>
-      <w:r>
-        <w:t xml:space="preserve"> </w:t>
-      </w:r>
-      <w:r>
-        <w:rPr>
-          <w:i/>
-          <w:iCs/>
-        </w:rPr>
-        <w:t xml:space="preserve">Scientific Reports</w:t>
-      </w:r>
-      <w:r>
-        <w:t xml:space="preserve">, vol. 15, no. 1, p. 15468, 2025. doi: 10.1038/s41598-025-99554-z.</w:t>
       </w:r>
     </w:p>
     <w:p>
